--- a/ethical hacking Documentation.docx
+++ b/ethical hacking Documentation.docx
@@ -179,7 +179,6 @@
               </w:rPr>
               <w:t xml:space="preserve"> </w:t>
             </w:r>
-            <w:proofErr w:type="spellStart"/>
             <w:r>
               <w:rPr>
                 <w:rFonts w:ascii="Arial MT"/>
@@ -187,7 +186,6 @@
               </w:rPr>
               <w:t>kibet</w:t>
             </w:r>
-            <w:proofErr w:type="spellEnd"/>
             <w:r>
               <w:rPr>
                 <w:rFonts w:ascii="Arial MT"/>
@@ -1043,7 +1041,7 @@
           <w:r>
             <w:fldChar w:fldCharType="separate"/>
           </w:r>
-          <w:hyperlink w:anchor="_Toc232082196" w:history="1">
+          <w:hyperlink w:anchor="_Toc232090807" w:history="1">
             <w:r>
               <w:rPr>
                 <w:rStyle w:val="Hyperlink"/>
@@ -1146,7 +1144,7 @@
                 <w:noProof/>
                 <w:webHidden/>
               </w:rPr>
-              <w:instrText xml:space="preserve"> PAGEREF _Toc232082196 \h </w:instrText>
+              <w:instrText xml:space="preserve"> PAGEREF _Toc232090807 \h </w:instrText>
             </w:r>
             <w:r>
               <w:rPr>
@@ -1166,7 +1164,7 @@
                 <w:noProof/>
                 <w:webHidden/>
               </w:rPr>
-              <w:t>3</w:t>
+              <w:t>4</w:t>
             </w:r>
             <w:r>
               <w:rPr>
@@ -1193,7 +1191,7 @@
               <w14:ligatures w14:val="standardContextual"/>
             </w:rPr>
           </w:pPr>
-          <w:hyperlink w:anchor="_Toc232082197" w:history="1">
+          <w:hyperlink w:anchor="_Toc232090808" w:history="1">
             <w:r>
               <w:rPr>
                 <w:rStyle w:val="Hyperlink"/>
@@ -1254,7 +1252,7 @@
                 <w:noProof/>
                 <w:webHidden/>
               </w:rPr>
-              <w:instrText xml:space="preserve"> PAGEREF _Toc232082197 \h </w:instrText>
+              <w:instrText xml:space="preserve"> PAGEREF _Toc232090808 \h </w:instrText>
             </w:r>
             <w:r>
               <w:rPr>
@@ -1274,7 +1272,80 @@
                 <w:noProof/>
                 <w:webHidden/>
               </w:rPr>
-              <w:t>3</w:t>
+              <w:t>4</w:t>
+            </w:r>
+            <w:r>
+              <w:rPr>
+                <w:noProof/>
+                <w:webHidden/>
+              </w:rPr>
+              <w:fldChar w:fldCharType="end"/>
+            </w:r>
+          </w:hyperlink>
+        </w:p>
+        <w:p>
+          <w:pPr>
+            <w:pStyle w:val="TOC2"/>
+            <w:tabs>
+              <w:tab w:val="right" w:leader="dot" w:pos="10070"/>
+            </w:tabs>
+            <w:rPr>
+              <w:rFonts w:asciiTheme="minorHAnsi" w:eastAsiaTheme="minorEastAsia" w:hAnsiTheme="minorHAnsi" w:cstheme="minorBidi"/>
+              <w:noProof/>
+              <w:kern w:val="2"/>
+              <w:sz w:val="24"/>
+              <w:szCs w:val="24"/>
+              <w14:ligatures w14:val="standardContextual"/>
+            </w:rPr>
+          </w:pPr>
+          <w:hyperlink w:anchor="_Toc232090809" w:history="1">
+            <w:r>
+              <w:rPr>
+                <w:rStyle w:val="Hyperlink"/>
+                <w:noProof/>
+              </w:rPr>
+              <w:t>1.2 KALI linux OS installation</w:t>
+            </w:r>
+            <w:r>
+              <w:rPr>
+                <w:noProof/>
+                <w:webHidden/>
+              </w:rPr>
+              <w:tab/>
+            </w:r>
+            <w:r>
+              <w:rPr>
+                <w:noProof/>
+                <w:webHidden/>
+              </w:rPr>
+              <w:fldChar w:fldCharType="begin"/>
+            </w:r>
+            <w:r>
+              <w:rPr>
+                <w:noProof/>
+                <w:webHidden/>
+              </w:rPr>
+              <w:instrText xml:space="preserve"> PAGEREF _Toc232090809 \h </w:instrText>
+            </w:r>
+            <w:r>
+              <w:rPr>
+                <w:noProof/>
+                <w:webHidden/>
+              </w:rPr>
+            </w:r>
+            <w:r>
+              <w:rPr>
+                <w:noProof/>
+                <w:webHidden/>
+              </w:rPr>
+              <w:fldChar w:fldCharType="separate"/>
+            </w:r>
+            <w:r>
+              <w:rPr>
+                <w:noProof/>
+                <w:webHidden/>
+              </w:rPr>
+              <w:t>4</w:t>
             </w:r>
             <w:r>
               <w:rPr>
@@ -1300,7 +1371,7 @@
               <w14:ligatures w14:val="standardContextual"/>
             </w:rPr>
           </w:pPr>
-          <w:hyperlink w:anchor="_Toc232082198" w:history="1">
+          <w:hyperlink w:anchor="_Toc232090810" w:history="1">
             <w:r>
               <w:rPr>
                 <w:rStyle w:val="Hyperlink"/>
@@ -1403,7 +1474,7 @@
                 <w:noProof/>
                 <w:webHidden/>
               </w:rPr>
-              <w:instrText xml:space="preserve"> PAGEREF _Toc232082198 \h </w:instrText>
+              <w:instrText xml:space="preserve"> PAGEREF _Toc232090810 \h </w:instrText>
             </w:r>
             <w:r>
               <w:rPr>
@@ -1423,7 +1494,7 @@
                 <w:noProof/>
                 <w:webHidden/>
               </w:rPr>
-              <w:t>4</w:t>
+              <w:t>5</w:t>
             </w:r>
             <w:r>
               <w:rPr>
@@ -1450,7 +1521,7 @@
               <w14:ligatures w14:val="standardContextual"/>
             </w:rPr>
           </w:pPr>
-          <w:hyperlink w:anchor="_Toc232082199" w:history="1">
+          <w:hyperlink w:anchor="_Toc232090811" w:history="1">
             <w:r>
               <w:rPr>
                 <w:rStyle w:val="Hyperlink"/>
@@ -1518,7 +1589,7 @@
                 <w:noProof/>
                 <w:webHidden/>
               </w:rPr>
-              <w:instrText xml:space="preserve"> PAGEREF _Toc232082199 \h </w:instrText>
+              <w:instrText xml:space="preserve"> PAGEREF _Toc232090811 \h </w:instrText>
             </w:r>
             <w:r>
               <w:rPr>
@@ -1538,7 +1609,7 @@
                 <w:noProof/>
                 <w:webHidden/>
               </w:rPr>
-              <w:t>4</w:t>
+              <w:t>5</w:t>
             </w:r>
             <w:r>
               <w:rPr>
@@ -1564,7 +1635,7 @@
               <w14:ligatures w14:val="standardContextual"/>
             </w:rPr>
           </w:pPr>
-          <w:hyperlink w:anchor="_Toc232082200" w:history="1">
+          <w:hyperlink w:anchor="_Toc232090812" w:history="1">
             <w:r>
               <w:rPr>
                 <w:rStyle w:val="Hyperlink"/>
@@ -1636,7 +1707,7 @@
                 <w:noProof/>
                 <w:webHidden/>
               </w:rPr>
-              <w:instrText xml:space="preserve"> PAGEREF _Toc232082200 \h </w:instrText>
+              <w:instrText xml:space="preserve"> PAGEREF _Toc232090812 \h </w:instrText>
             </w:r>
             <w:r>
               <w:rPr>
@@ -1656,7 +1727,7 @@
                 <w:noProof/>
                 <w:webHidden/>
               </w:rPr>
-              <w:t>5</w:t>
+              <w:t>6</w:t>
             </w:r>
             <w:r>
               <w:rPr>
@@ -1683,7 +1754,7 @@
               <w14:ligatures w14:val="standardContextual"/>
             </w:rPr>
           </w:pPr>
-          <w:hyperlink w:anchor="_Toc232082201" w:history="1">
+          <w:hyperlink w:anchor="_Toc232090813" w:history="1">
             <w:r>
               <w:rPr>
                 <w:rStyle w:val="Hyperlink"/>
@@ -1744,7 +1815,7 @@
                 <w:noProof/>
                 <w:webHidden/>
               </w:rPr>
-              <w:instrText xml:space="preserve"> PAGEREF _Toc232082201 \h </w:instrText>
+              <w:instrText xml:space="preserve"> PAGEREF _Toc232090813 \h </w:instrText>
             </w:r>
             <w:r>
               <w:rPr>
@@ -1764,7 +1835,7 @@
                 <w:noProof/>
                 <w:webHidden/>
               </w:rPr>
-              <w:t>5</w:t>
+              <w:t>6</w:t>
             </w:r>
             <w:r>
               <w:rPr>
@@ -1791,7 +1862,7 @@
               <w14:ligatures w14:val="standardContextual"/>
             </w:rPr>
           </w:pPr>
-          <w:hyperlink w:anchor="_Toc232082202" w:history="1">
+          <w:hyperlink w:anchor="_Toc232090814" w:history="1">
             <w:r>
               <w:rPr>
                 <w:rStyle w:val="Hyperlink"/>
@@ -1897,7 +1968,7 @@
                 <w:noProof/>
                 <w:webHidden/>
               </w:rPr>
-              <w:instrText xml:space="preserve"> PAGEREF _Toc232082202 \h </w:instrText>
+              <w:instrText xml:space="preserve"> PAGEREF _Toc232090814 \h </w:instrText>
             </w:r>
             <w:r>
               <w:rPr>
@@ -1917,7 +1988,7 @@
                 <w:noProof/>
                 <w:webHidden/>
               </w:rPr>
-              <w:t>6</w:t>
+              <w:t>7</w:t>
             </w:r>
             <w:r>
               <w:rPr>
@@ -1943,7 +2014,7 @@
               <w14:ligatures w14:val="standardContextual"/>
             </w:rPr>
           </w:pPr>
-          <w:hyperlink w:anchor="_Toc232082203" w:history="1">
+          <w:hyperlink w:anchor="_Toc232090815" w:history="1">
             <w:r>
               <w:rPr>
                 <w:rStyle w:val="Hyperlink"/>
@@ -1970,7 +2041,7 @@
                 <w:noProof/>
                 <w:webHidden/>
               </w:rPr>
-              <w:instrText xml:space="preserve"> PAGEREF _Toc232082203 \h </w:instrText>
+              <w:instrText xml:space="preserve"> PAGEREF _Toc232090815 \h </w:instrText>
             </w:r>
             <w:r>
               <w:rPr>
@@ -1990,7 +2061,7 @@
                 <w:noProof/>
                 <w:webHidden/>
               </w:rPr>
-              <w:t>6</w:t>
+              <w:t>7</w:t>
             </w:r>
             <w:r>
               <w:rPr>
@@ -2016,7 +2087,7 @@
               <w14:ligatures w14:val="standardContextual"/>
             </w:rPr>
           </w:pPr>
-          <w:hyperlink w:anchor="_Toc232082204" w:history="1">
+          <w:hyperlink w:anchor="_Toc232090816" w:history="1">
             <w:r>
               <w:rPr>
                 <w:rStyle w:val="Hyperlink"/>
@@ -2089,7 +2160,7 @@
                 <w:noProof/>
                 <w:webHidden/>
               </w:rPr>
-              <w:instrText xml:space="preserve"> PAGEREF _Toc232082204 \h </w:instrText>
+              <w:instrText xml:space="preserve"> PAGEREF _Toc232090816 \h </w:instrText>
             </w:r>
             <w:r>
               <w:rPr>
@@ -2109,7 +2180,7 @@
                 <w:noProof/>
                 <w:webHidden/>
               </w:rPr>
-              <w:t>6</w:t>
+              <w:t>7</w:t>
             </w:r>
             <w:r>
               <w:rPr>
@@ -2135,7 +2206,7 @@
               <w14:ligatures w14:val="standardContextual"/>
             </w:rPr>
           </w:pPr>
-          <w:hyperlink w:anchor="_Toc232082205" w:history="1">
+          <w:hyperlink w:anchor="_Toc232090817" w:history="1">
             <w:r>
               <w:rPr>
                 <w:rStyle w:val="Hyperlink"/>
@@ -2238,7 +2309,7 @@
                 <w:noProof/>
                 <w:webHidden/>
               </w:rPr>
-              <w:instrText xml:space="preserve"> PAGEREF _Toc232082205 \h </w:instrText>
+              <w:instrText xml:space="preserve"> PAGEREF _Toc232090817 \h </w:instrText>
             </w:r>
             <w:r>
               <w:rPr>
@@ -2258,7 +2329,7 @@
                 <w:noProof/>
                 <w:webHidden/>
               </w:rPr>
-              <w:t>7</w:t>
+              <w:t>8</w:t>
             </w:r>
             <w:r>
               <w:rPr>
@@ -2284,7 +2355,7 @@
               <w14:ligatures w14:val="standardContextual"/>
             </w:rPr>
           </w:pPr>
-          <w:hyperlink w:anchor="_Toc232082206" w:history="1">
+          <w:hyperlink w:anchor="_Toc232090818" w:history="1">
             <w:r>
               <w:rPr>
                 <w:rStyle w:val="Hyperlink"/>
@@ -2327,7 +2398,7 @@
                 <w:noProof/>
                 <w:webHidden/>
               </w:rPr>
-              <w:instrText xml:space="preserve"> PAGEREF _Toc232082206 \h </w:instrText>
+              <w:instrText xml:space="preserve"> PAGEREF _Toc232090818 \h </w:instrText>
             </w:r>
             <w:r>
               <w:rPr>
@@ -2347,7 +2418,7 @@
                 <w:noProof/>
                 <w:webHidden/>
               </w:rPr>
-              <w:t>7</w:t>
+              <w:t>8</w:t>
             </w:r>
             <w:r>
               <w:rPr>
@@ -2374,7 +2445,7 @@
               <w14:ligatures w14:val="standardContextual"/>
             </w:rPr>
           </w:pPr>
-          <w:hyperlink w:anchor="_Toc232082207" w:history="1">
+          <w:hyperlink w:anchor="_Toc232090819" w:history="1">
             <w:r>
               <w:rPr>
                 <w:rStyle w:val="Hyperlink"/>
@@ -2450,7 +2521,7 @@
                 <w:noProof/>
                 <w:webHidden/>
               </w:rPr>
-              <w:instrText xml:space="preserve"> PAGEREF _Toc232082207 \h </w:instrText>
+              <w:instrText xml:space="preserve"> PAGEREF _Toc232090819 \h </w:instrText>
             </w:r>
             <w:r>
               <w:rPr>
@@ -2470,7 +2541,7 @@
                 <w:noProof/>
                 <w:webHidden/>
               </w:rPr>
-              <w:t>9</w:t>
+              <w:t>10</w:t>
             </w:r>
             <w:r>
               <w:rPr>
@@ -2496,7 +2567,7 @@
               <w14:ligatures w14:val="standardContextual"/>
             </w:rPr>
           </w:pPr>
-          <w:hyperlink w:anchor="_Toc232082208" w:history="1">
+          <w:hyperlink w:anchor="_Toc232090820" w:history="1">
             <w:r>
               <w:rPr>
                 <w:rStyle w:val="Hyperlink"/>
@@ -2523,7 +2594,7 @@
                 <w:noProof/>
                 <w:webHidden/>
               </w:rPr>
-              <w:instrText xml:space="preserve"> PAGEREF _Toc232082208 \h </w:instrText>
+              <w:instrText xml:space="preserve"> PAGEREF _Toc232090820 \h </w:instrText>
             </w:r>
             <w:r>
               <w:rPr>
@@ -2543,7 +2614,7 @@
                 <w:noProof/>
                 <w:webHidden/>
               </w:rPr>
-              <w:t>9</w:t>
+              <w:t>10</w:t>
             </w:r>
             <w:r>
               <w:rPr>
@@ -2570,7 +2641,7 @@
               <w14:ligatures w14:val="standardContextual"/>
             </w:rPr>
           </w:pPr>
-          <w:hyperlink w:anchor="_Toc232082209" w:history="1">
+          <w:hyperlink w:anchor="_Toc232090821" w:history="1">
             <w:r>
               <w:rPr>
                 <w:rStyle w:val="Hyperlink"/>
@@ -2646,7 +2717,7 @@
                 <w:noProof/>
                 <w:webHidden/>
               </w:rPr>
-              <w:instrText xml:space="preserve"> PAGEREF _Toc232082209 \h </w:instrText>
+              <w:instrText xml:space="preserve"> PAGEREF _Toc232090821 \h </w:instrText>
             </w:r>
             <w:r>
               <w:rPr>
@@ -2666,7 +2737,7 @@
                 <w:noProof/>
                 <w:webHidden/>
               </w:rPr>
-              <w:t>10</w:t>
+              <w:t>11</w:t>
             </w:r>
             <w:r>
               <w:rPr>
@@ -2693,7 +2764,7 @@
               <w14:ligatures w14:val="standardContextual"/>
             </w:rPr>
           </w:pPr>
-          <w:hyperlink w:anchor="_Toc232082210" w:history="1">
+          <w:hyperlink w:anchor="_Toc232090822" w:history="1">
             <w:r>
               <w:rPr>
                 <w:rStyle w:val="Hyperlink"/>
@@ -2746,7 +2817,7 @@
                 <w:noProof/>
                 <w:webHidden/>
               </w:rPr>
-              <w:instrText xml:space="preserve"> PAGEREF _Toc232082210 \h </w:instrText>
+              <w:instrText xml:space="preserve"> PAGEREF _Toc232090822 \h </w:instrText>
             </w:r>
             <w:r>
               <w:rPr>
@@ -2766,7 +2837,7 @@
                 <w:noProof/>
                 <w:webHidden/>
               </w:rPr>
-              <w:t>11</w:t>
+              <w:t>12</w:t>
             </w:r>
             <w:r>
               <w:rPr>
@@ -2792,7 +2863,7 @@
               <w14:ligatures w14:val="standardContextual"/>
             </w:rPr>
           </w:pPr>
-          <w:hyperlink w:anchor="_Toc232082211" w:history="1">
+          <w:hyperlink w:anchor="_Toc232090823" w:history="1">
             <w:r>
               <w:rPr>
                 <w:rStyle w:val="Hyperlink"/>
@@ -2865,7 +2936,7 @@
                 <w:noProof/>
                 <w:webHidden/>
               </w:rPr>
-              <w:instrText xml:space="preserve"> PAGEREF _Toc232082211 \h </w:instrText>
+              <w:instrText xml:space="preserve"> PAGEREF _Toc232090823 \h </w:instrText>
             </w:r>
             <w:r>
               <w:rPr>
@@ -2885,7 +2956,7 @@
                 <w:noProof/>
                 <w:webHidden/>
               </w:rPr>
-              <w:t>11</w:t>
+              <w:t>12</w:t>
             </w:r>
             <w:r>
               <w:rPr>
@@ -2911,7 +2982,7 @@
               <w14:ligatures w14:val="standardContextual"/>
             </w:rPr>
           </w:pPr>
-          <w:hyperlink w:anchor="_Toc232082212" w:history="1">
+          <w:hyperlink w:anchor="_Toc232090824" w:history="1">
             <w:r>
               <w:rPr>
                 <w:rStyle w:val="Hyperlink"/>
@@ -2932,7 +3003,7 @@
                 <w:rStyle w:val="Hyperlink"/>
                 <w:noProof/>
               </w:rPr>
-              <w:t>4:Passive</w:t>
+              <w:t>4: Passive</w:t>
             </w:r>
             <w:r>
               <w:rPr>
@@ -2992,7 +3063,7 @@
                 <w:rStyle w:val="Hyperlink"/>
                 <w:noProof/>
               </w:rPr>
-              <w:t>mount kenya university</w:t>
+              <w:t>Mount Kenya university</w:t>
             </w:r>
             <w:r>
               <w:rPr>
@@ -3013,7 +3084,7 @@
                 <w:noProof/>
                 <w:webHidden/>
               </w:rPr>
-              <w:instrText xml:space="preserve"> PAGEREF _Toc232082212 \h </w:instrText>
+              <w:instrText xml:space="preserve"> PAGEREF _Toc232090824 \h </w:instrText>
             </w:r>
             <w:r>
               <w:rPr>
@@ -3033,7 +3104,7 @@
                 <w:noProof/>
                 <w:webHidden/>
               </w:rPr>
-              <w:t>12</w:t>
+              <w:t>13</w:t>
             </w:r>
             <w:r>
               <w:rPr>
@@ -3059,7 +3130,7 @@
               <w14:ligatures w14:val="standardContextual"/>
             </w:rPr>
           </w:pPr>
-          <w:hyperlink w:anchor="_Toc232082213" w:history="1">
+          <w:hyperlink w:anchor="_Toc232090825" w:history="1">
             <w:r>
               <w:rPr>
                 <w:rStyle w:val="Hyperlink"/>
@@ -3086,7 +3157,7 @@
                 <w:noProof/>
                 <w:webHidden/>
               </w:rPr>
-              <w:instrText xml:space="preserve"> PAGEREF _Toc232082213 \h </w:instrText>
+              <w:instrText xml:space="preserve"> PAGEREF _Toc232090825 \h </w:instrText>
             </w:r>
             <w:r>
               <w:rPr>
@@ -3106,7 +3177,7 @@
                 <w:noProof/>
                 <w:webHidden/>
               </w:rPr>
-              <w:t>12</w:t>
+              <w:t>13</w:t>
             </w:r>
             <w:r>
               <w:rPr>
@@ -3132,7 +3203,7 @@
               <w14:ligatures w14:val="standardContextual"/>
             </w:rPr>
           </w:pPr>
-          <w:hyperlink w:anchor="_Toc232082214" w:history="1">
+          <w:hyperlink w:anchor="_Toc232090826" w:history="1">
             <w:r>
               <w:rPr>
                 <w:rStyle w:val="Hyperlink"/>
@@ -3159,7 +3230,7 @@
                 <w:noProof/>
                 <w:webHidden/>
               </w:rPr>
-              <w:instrText xml:space="preserve"> PAGEREF _Toc232082214 \h </w:instrText>
+              <w:instrText xml:space="preserve"> PAGEREF _Toc232090826 \h </w:instrText>
             </w:r>
             <w:r>
               <w:rPr>
@@ -3179,7 +3250,7 @@
                 <w:noProof/>
                 <w:webHidden/>
               </w:rPr>
-              <w:t>13</w:t>
+              <w:t>14</w:t>
             </w:r>
             <w:r>
               <w:rPr>
@@ -3205,7 +3276,7 @@
               <w14:ligatures w14:val="standardContextual"/>
             </w:rPr>
           </w:pPr>
-          <w:hyperlink w:anchor="_Toc232082215" w:history="1">
+          <w:hyperlink w:anchor="_Toc232090827" w:history="1">
             <w:r>
               <w:rPr>
                 <w:rStyle w:val="Hyperlink"/>
@@ -3247,7 +3318,7 @@
                 <w:noProof/>
                 <w:webHidden/>
               </w:rPr>
-              <w:instrText xml:space="preserve"> PAGEREF _Toc232082215 \h </w:instrText>
+              <w:instrText xml:space="preserve"> PAGEREF _Toc232090827 \h </w:instrText>
             </w:r>
             <w:r>
               <w:rPr>
@@ -3267,7 +3338,7 @@
                 <w:noProof/>
                 <w:webHidden/>
               </w:rPr>
-              <w:t>13</w:t>
+              <w:t>14</w:t>
             </w:r>
             <w:r>
               <w:rPr>
@@ -3293,7 +3364,7 @@
               <w14:ligatures w14:val="standardContextual"/>
             </w:rPr>
           </w:pPr>
-          <w:hyperlink w:anchor="_Toc232082216" w:history="1">
+          <w:hyperlink w:anchor="_Toc232090828" w:history="1">
             <w:r>
               <w:rPr>
                 <w:rStyle w:val="Hyperlink"/>
@@ -3320,7 +3391,7 @@
                 <w:noProof/>
                 <w:webHidden/>
               </w:rPr>
-              <w:instrText xml:space="preserve"> PAGEREF _Toc232082216 \h </w:instrText>
+              <w:instrText xml:space="preserve"> PAGEREF _Toc232090828 \h </w:instrText>
             </w:r>
             <w:r>
               <w:rPr>
@@ -3340,7 +3411,7 @@
                 <w:noProof/>
                 <w:webHidden/>
               </w:rPr>
-              <w:t>14</w:t>
+              <w:t>15</w:t>
             </w:r>
             <w:r>
               <w:rPr>
@@ -3366,7 +3437,7 @@
               <w14:ligatures w14:val="standardContextual"/>
             </w:rPr>
           </w:pPr>
-          <w:hyperlink w:anchor="_Toc232082217" w:history="1">
+          <w:hyperlink w:anchor="_Toc232090829" w:history="1">
             <w:r>
               <w:rPr>
                 <w:rStyle w:val="Hyperlink"/>
@@ -3393,7 +3464,7 @@
                 <w:noProof/>
                 <w:webHidden/>
               </w:rPr>
-              <w:instrText xml:space="preserve"> PAGEREF _Toc232082217 \h </w:instrText>
+              <w:instrText xml:space="preserve"> PAGEREF _Toc232090829 \h </w:instrText>
             </w:r>
             <w:r>
               <w:rPr>
@@ -3413,7 +3484,7 @@
                 <w:noProof/>
                 <w:webHidden/>
               </w:rPr>
-              <w:t>14</w:t>
+              <w:t>15</w:t>
             </w:r>
             <w:r>
               <w:rPr>
@@ -3439,7 +3510,7 @@
               <w14:ligatures w14:val="standardContextual"/>
             </w:rPr>
           </w:pPr>
-          <w:hyperlink w:anchor="_Toc232082218" w:history="1">
+          <w:hyperlink w:anchor="_Toc232090830" w:history="1">
             <w:r>
               <w:rPr>
                 <w:rStyle w:val="Hyperlink"/>
@@ -3466,7 +3537,7 @@
                 <w:noProof/>
                 <w:webHidden/>
               </w:rPr>
-              <w:instrText xml:space="preserve"> PAGEREF _Toc232082218 \h </w:instrText>
+              <w:instrText xml:space="preserve"> PAGEREF _Toc232090830 \h </w:instrText>
             </w:r>
             <w:r>
               <w:rPr>
@@ -3486,7 +3557,7 @@
                 <w:noProof/>
                 <w:webHidden/>
               </w:rPr>
-              <w:t>15</w:t>
+              <w:t>16</w:t>
             </w:r>
             <w:r>
               <w:rPr>
@@ -3512,7 +3583,7 @@
               <w14:ligatures w14:val="standardContextual"/>
             </w:rPr>
           </w:pPr>
-          <w:hyperlink w:anchor="_Toc232082219" w:history="1">
+          <w:hyperlink w:anchor="_Toc232090831" w:history="1">
             <w:r>
               <w:rPr>
                 <w:rStyle w:val="Hyperlink"/>
@@ -3539,7 +3610,7 @@
                 <w:noProof/>
                 <w:webHidden/>
               </w:rPr>
-              <w:instrText xml:space="preserve"> PAGEREF _Toc232082219 \h </w:instrText>
+              <w:instrText xml:space="preserve"> PAGEREF _Toc232090831 \h </w:instrText>
             </w:r>
             <w:r>
               <w:rPr>
@@ -3559,7 +3630,7 @@
                 <w:noProof/>
                 <w:webHidden/>
               </w:rPr>
-              <w:t>15</w:t>
+              <w:t>16</w:t>
             </w:r>
             <w:r>
               <w:rPr>
@@ -3585,13 +3656,59 @@
               <w14:ligatures w14:val="standardContextual"/>
             </w:rPr>
           </w:pPr>
-          <w:hyperlink w:anchor="_Toc232082220" w:history="1">
+          <w:hyperlink w:anchor="_Toc232090832" w:history="1">
             <w:r>
               <w:rPr>
                 <w:rStyle w:val="Hyperlink"/>
                 <w:noProof/>
               </w:rPr>
-              <w:t>Week 3 Student reflection</w:t>
+              <w:t>Student</w:t>
+            </w:r>
+            <w:r>
+              <w:rPr>
+                <w:rStyle w:val="Hyperlink"/>
+                <w:noProof/>
+                <w:spacing w:val="-6"/>
+              </w:rPr>
+              <w:t xml:space="preserve"> </w:t>
+            </w:r>
+            <w:r>
+              <w:rPr>
+                <w:rStyle w:val="Hyperlink"/>
+                <w:noProof/>
+              </w:rPr>
+              <w:t>Reflection</w:t>
+            </w:r>
+            <w:r>
+              <w:rPr>
+                <w:rStyle w:val="Hyperlink"/>
+                <w:noProof/>
+                <w:spacing w:val="-6"/>
+              </w:rPr>
+              <w:t xml:space="preserve"> </w:t>
+            </w:r>
+            <w:r>
+              <w:rPr>
+                <w:rStyle w:val="Hyperlink"/>
+                <w:noProof/>
+              </w:rPr>
+              <w:t>(Week</w:t>
+            </w:r>
+            <w:r>
+              <w:rPr>
+                <w:rStyle w:val="Hyperlink"/>
+                <w:noProof/>
+                <w:spacing w:val="-6"/>
+              </w:rPr>
+              <w:t xml:space="preserve"> </w:t>
+            </w:r>
+            <w:r>
+              <w:rPr>
+                <w:rStyle w:val="Hyperlink"/>
+                <w:noProof/>
+                <w:spacing w:val="-5"/>
+              </w:rPr>
+              <w:t>4)</w:t>
             </w:r>
             <w:r>
               <w:rPr>
@@ -3612,7 +3729,7 @@
                 <w:noProof/>
                 <w:webHidden/>
               </w:rPr>
-              <w:instrText xml:space="preserve"> PAGEREF _Toc232082220 \h </w:instrText>
+              <w:instrText xml:space="preserve"> PAGEREF _Toc232090832 \h </w:instrText>
             </w:r>
             <w:r>
               <w:rPr>
@@ -3632,7 +3749,7 @@
                 <w:noProof/>
                 <w:webHidden/>
               </w:rPr>
-              <w:t>15</w:t>
+              <w:t>16</w:t>
             </w:r>
             <w:r>
               <w:rPr>
@@ -3658,7 +3775,7 @@
               <w14:ligatures w14:val="standardContextual"/>
             </w:rPr>
           </w:pPr>
-          <w:hyperlink w:anchor="_Toc232082221" w:history="1">
+          <w:hyperlink w:anchor="_Toc232090833" w:history="1">
             <w:r>
               <w:rPr>
                 <w:rStyle w:val="Hyperlink"/>
@@ -3700,7 +3817,7 @@
                 <w:noProof/>
                 <w:webHidden/>
               </w:rPr>
-              <w:instrText xml:space="preserve"> PAGEREF _Toc232082221 \h </w:instrText>
+              <w:instrText xml:space="preserve"> PAGEREF _Toc232090833 \h </w:instrText>
             </w:r>
             <w:r>
               <w:rPr>
@@ -3720,7 +3837,7 @@
                 <w:noProof/>
                 <w:webHidden/>
               </w:rPr>
-              <w:t>16</w:t>
+              <w:t>17</w:t>
             </w:r>
             <w:r>
               <w:rPr>
@@ -3746,13 +3863,13 @@
               <w14:ligatures w14:val="standardContextual"/>
             </w:rPr>
           </w:pPr>
-          <w:hyperlink w:anchor="_Toc232082222" w:history="1">
+          <w:hyperlink w:anchor="_Toc232090834" w:history="1">
             <w:r>
               <w:rPr>
                 <w:rStyle w:val="Hyperlink"/>
                 <w:noProof/>
               </w:rPr>
-              <w:t>Sample Objective</w:t>
+              <w:t>Objective</w:t>
             </w:r>
             <w:r>
               <w:rPr>
@@ -3773,7 +3890,7 @@
                 <w:noProof/>
                 <w:webHidden/>
               </w:rPr>
-              <w:instrText xml:space="preserve"> PAGEREF _Toc232082222 \h </w:instrText>
+              <w:instrText xml:space="preserve"> PAGEREF _Toc232090834 \h </w:instrText>
             </w:r>
             <w:r>
               <w:rPr>
@@ -3793,7 +3910,7 @@
                 <w:noProof/>
                 <w:webHidden/>
               </w:rPr>
-              <w:t>16</w:t>
+              <w:t>17</w:t>
             </w:r>
             <w:r>
               <w:rPr>
@@ -3819,7 +3936,7 @@
               <w14:ligatures w14:val="standardContextual"/>
             </w:rPr>
           </w:pPr>
-          <w:hyperlink w:anchor="_Toc232082223" w:history="1">
+          <w:hyperlink w:anchor="_Toc232090835" w:history="1">
             <w:r>
               <w:rPr>
                 <w:rStyle w:val="Hyperlink"/>
@@ -3846,7 +3963,7 @@
                 <w:noProof/>
                 <w:webHidden/>
               </w:rPr>
-              <w:instrText xml:space="preserve"> PAGEREF _Toc232082223 \h </w:instrText>
+              <w:instrText xml:space="preserve"> PAGEREF _Toc232090835 \h </w:instrText>
             </w:r>
             <w:r>
               <w:rPr>
@@ -3866,7 +3983,564 @@
                 <w:noProof/>
                 <w:webHidden/>
               </w:rPr>
-              <w:t>16</w:t>
+              <w:t>17</w:t>
+            </w:r>
+            <w:r>
+              <w:rPr>
+                <w:noProof/>
+                <w:webHidden/>
+              </w:rPr>
+              <w:fldChar w:fldCharType="end"/>
+            </w:r>
+          </w:hyperlink>
+        </w:p>
+        <w:p>
+          <w:pPr>
+            <w:pStyle w:val="TOC2"/>
+            <w:tabs>
+              <w:tab w:val="right" w:leader="dot" w:pos="10070"/>
+            </w:tabs>
+            <w:rPr>
+              <w:rFonts w:asciiTheme="minorHAnsi" w:eastAsiaTheme="minorEastAsia" w:hAnsiTheme="minorHAnsi" w:cstheme="minorBidi"/>
+              <w:noProof/>
+              <w:kern w:val="2"/>
+              <w:sz w:val="24"/>
+              <w:szCs w:val="24"/>
+              <w14:ligatures w14:val="standardContextual"/>
+            </w:rPr>
+          </w:pPr>
+          <w:hyperlink w:anchor="_Toc232090836" w:history="1">
+            <w:r>
+              <w:rPr>
+                <w:rStyle w:val="Hyperlink"/>
+                <w:noProof/>
+              </w:rPr>
+              <w:t>5.1 Network and Service Discovery</w:t>
+            </w:r>
+            <w:r>
+              <w:rPr>
+                <w:noProof/>
+                <w:webHidden/>
+              </w:rPr>
+              <w:tab/>
+            </w:r>
+            <w:r>
+              <w:rPr>
+                <w:noProof/>
+                <w:webHidden/>
+              </w:rPr>
+              <w:fldChar w:fldCharType="begin"/>
+            </w:r>
+            <w:r>
+              <w:rPr>
+                <w:noProof/>
+                <w:webHidden/>
+              </w:rPr>
+              <w:instrText xml:space="preserve"> PAGEREF _Toc232090836 \h </w:instrText>
+            </w:r>
+            <w:r>
+              <w:rPr>
+                <w:noProof/>
+                <w:webHidden/>
+              </w:rPr>
+            </w:r>
+            <w:r>
+              <w:rPr>
+                <w:noProof/>
+                <w:webHidden/>
+              </w:rPr>
+              <w:fldChar w:fldCharType="separate"/>
+            </w:r>
+            <w:r>
+              <w:rPr>
+                <w:noProof/>
+                <w:webHidden/>
+              </w:rPr>
+              <w:t>17</w:t>
+            </w:r>
+            <w:r>
+              <w:rPr>
+                <w:noProof/>
+                <w:webHidden/>
+              </w:rPr>
+              <w:fldChar w:fldCharType="end"/>
+            </w:r>
+          </w:hyperlink>
+        </w:p>
+        <w:p>
+          <w:pPr>
+            <w:pStyle w:val="TOC2"/>
+            <w:tabs>
+              <w:tab w:val="right" w:leader="dot" w:pos="10070"/>
+            </w:tabs>
+            <w:rPr>
+              <w:rFonts w:asciiTheme="minorHAnsi" w:eastAsiaTheme="minorEastAsia" w:hAnsiTheme="minorHAnsi" w:cstheme="minorBidi"/>
+              <w:noProof/>
+              <w:kern w:val="2"/>
+              <w:sz w:val="24"/>
+              <w:szCs w:val="24"/>
+              <w14:ligatures w14:val="standardContextual"/>
+            </w:rPr>
+          </w:pPr>
+          <w:hyperlink w:anchor="_Toc232090837" w:history="1">
+            <w:r>
+              <w:rPr>
+                <w:rStyle w:val="Hyperlink"/>
+                <w:noProof/>
+              </w:rPr>
+              <w:t>5.1.1 Objective:</w:t>
+            </w:r>
+            <w:r>
+              <w:rPr>
+                <w:noProof/>
+                <w:webHidden/>
+              </w:rPr>
+              <w:tab/>
+            </w:r>
+            <w:r>
+              <w:rPr>
+                <w:noProof/>
+                <w:webHidden/>
+              </w:rPr>
+              <w:fldChar w:fldCharType="begin"/>
+            </w:r>
+            <w:r>
+              <w:rPr>
+                <w:noProof/>
+                <w:webHidden/>
+              </w:rPr>
+              <w:instrText xml:space="preserve"> PAGEREF _Toc232090837 \h </w:instrText>
+            </w:r>
+            <w:r>
+              <w:rPr>
+                <w:noProof/>
+                <w:webHidden/>
+              </w:rPr>
+            </w:r>
+            <w:r>
+              <w:rPr>
+                <w:noProof/>
+                <w:webHidden/>
+              </w:rPr>
+              <w:fldChar w:fldCharType="separate"/>
+            </w:r>
+            <w:r>
+              <w:rPr>
+                <w:noProof/>
+                <w:webHidden/>
+              </w:rPr>
+              <w:t>17</w:t>
+            </w:r>
+            <w:r>
+              <w:rPr>
+                <w:noProof/>
+                <w:webHidden/>
+              </w:rPr>
+              <w:fldChar w:fldCharType="end"/>
+            </w:r>
+          </w:hyperlink>
+        </w:p>
+        <w:p>
+          <w:pPr>
+            <w:pStyle w:val="TOC2"/>
+            <w:tabs>
+              <w:tab w:val="right" w:leader="dot" w:pos="10070"/>
+            </w:tabs>
+            <w:rPr>
+              <w:rFonts w:asciiTheme="minorHAnsi" w:eastAsiaTheme="minorEastAsia" w:hAnsiTheme="minorHAnsi" w:cstheme="minorBidi"/>
+              <w:noProof/>
+              <w:kern w:val="2"/>
+              <w:sz w:val="24"/>
+              <w:szCs w:val="24"/>
+              <w14:ligatures w14:val="standardContextual"/>
+            </w:rPr>
+          </w:pPr>
+          <w:hyperlink w:anchor="_Toc232090838" w:history="1">
+            <w:r>
+              <w:rPr>
+                <w:rStyle w:val="Hyperlink"/>
+                <w:noProof/>
+              </w:rPr>
+              <w:t>5.1.2 Results</w:t>
+            </w:r>
+            <w:r>
+              <w:rPr>
+                <w:noProof/>
+                <w:webHidden/>
+              </w:rPr>
+              <w:tab/>
+            </w:r>
+            <w:r>
+              <w:rPr>
+                <w:noProof/>
+                <w:webHidden/>
+              </w:rPr>
+              <w:fldChar w:fldCharType="begin"/>
+            </w:r>
+            <w:r>
+              <w:rPr>
+                <w:noProof/>
+                <w:webHidden/>
+              </w:rPr>
+              <w:instrText xml:space="preserve"> PAGEREF _Toc232090838 \h </w:instrText>
+            </w:r>
+            <w:r>
+              <w:rPr>
+                <w:noProof/>
+                <w:webHidden/>
+              </w:rPr>
+            </w:r>
+            <w:r>
+              <w:rPr>
+                <w:noProof/>
+                <w:webHidden/>
+              </w:rPr>
+              <w:fldChar w:fldCharType="separate"/>
+            </w:r>
+            <w:r>
+              <w:rPr>
+                <w:noProof/>
+                <w:webHidden/>
+              </w:rPr>
+              <w:t>17</w:t>
+            </w:r>
+            <w:r>
+              <w:rPr>
+                <w:noProof/>
+                <w:webHidden/>
+              </w:rPr>
+              <w:fldChar w:fldCharType="end"/>
+            </w:r>
+          </w:hyperlink>
+        </w:p>
+        <w:p>
+          <w:pPr>
+            <w:pStyle w:val="TOC2"/>
+            <w:tabs>
+              <w:tab w:val="right" w:leader="dot" w:pos="10070"/>
+            </w:tabs>
+            <w:rPr>
+              <w:rFonts w:asciiTheme="minorHAnsi" w:eastAsiaTheme="minorEastAsia" w:hAnsiTheme="minorHAnsi" w:cstheme="minorBidi"/>
+              <w:noProof/>
+              <w:kern w:val="2"/>
+              <w:sz w:val="24"/>
+              <w:szCs w:val="24"/>
+              <w14:ligatures w14:val="standardContextual"/>
+            </w:rPr>
+          </w:pPr>
+          <w:hyperlink w:anchor="_Toc232090839" w:history="1">
+            <w:r>
+              <w:rPr>
+                <w:rStyle w:val="Hyperlink"/>
+                <w:noProof/>
+              </w:rPr>
+              <w:t>5.2 Vulnerability Assessment</w:t>
+            </w:r>
+            <w:r>
+              <w:rPr>
+                <w:noProof/>
+                <w:webHidden/>
+              </w:rPr>
+              <w:tab/>
+            </w:r>
+            <w:r>
+              <w:rPr>
+                <w:noProof/>
+                <w:webHidden/>
+              </w:rPr>
+              <w:fldChar w:fldCharType="begin"/>
+            </w:r>
+            <w:r>
+              <w:rPr>
+                <w:noProof/>
+                <w:webHidden/>
+              </w:rPr>
+              <w:instrText xml:space="preserve"> PAGEREF _Toc232090839 \h </w:instrText>
+            </w:r>
+            <w:r>
+              <w:rPr>
+                <w:noProof/>
+                <w:webHidden/>
+              </w:rPr>
+            </w:r>
+            <w:r>
+              <w:rPr>
+                <w:noProof/>
+                <w:webHidden/>
+              </w:rPr>
+              <w:fldChar w:fldCharType="separate"/>
+            </w:r>
+            <w:r>
+              <w:rPr>
+                <w:noProof/>
+                <w:webHidden/>
+              </w:rPr>
+              <w:t>18</w:t>
+            </w:r>
+            <w:r>
+              <w:rPr>
+                <w:noProof/>
+                <w:webHidden/>
+              </w:rPr>
+              <w:fldChar w:fldCharType="end"/>
+            </w:r>
+          </w:hyperlink>
+        </w:p>
+        <w:p>
+          <w:pPr>
+            <w:pStyle w:val="TOC2"/>
+            <w:tabs>
+              <w:tab w:val="right" w:leader="dot" w:pos="10070"/>
+            </w:tabs>
+            <w:rPr>
+              <w:rFonts w:asciiTheme="minorHAnsi" w:eastAsiaTheme="minorEastAsia" w:hAnsiTheme="minorHAnsi" w:cstheme="minorBidi"/>
+              <w:noProof/>
+              <w:kern w:val="2"/>
+              <w:sz w:val="24"/>
+              <w:szCs w:val="24"/>
+              <w14:ligatures w14:val="standardContextual"/>
+            </w:rPr>
+          </w:pPr>
+          <w:hyperlink w:anchor="_Toc232090840" w:history="1">
+            <w:r>
+              <w:rPr>
+                <w:rStyle w:val="Hyperlink"/>
+                <w:noProof/>
+              </w:rPr>
+              <w:t>5.2.1 Objective:</w:t>
+            </w:r>
+            <w:r>
+              <w:rPr>
+                <w:noProof/>
+                <w:webHidden/>
+              </w:rPr>
+              <w:tab/>
+            </w:r>
+            <w:r>
+              <w:rPr>
+                <w:noProof/>
+                <w:webHidden/>
+              </w:rPr>
+              <w:fldChar w:fldCharType="begin"/>
+            </w:r>
+            <w:r>
+              <w:rPr>
+                <w:noProof/>
+                <w:webHidden/>
+              </w:rPr>
+              <w:instrText xml:space="preserve"> PAGEREF _Toc232090840 \h </w:instrText>
+            </w:r>
+            <w:r>
+              <w:rPr>
+                <w:noProof/>
+                <w:webHidden/>
+              </w:rPr>
+            </w:r>
+            <w:r>
+              <w:rPr>
+                <w:noProof/>
+                <w:webHidden/>
+              </w:rPr>
+              <w:fldChar w:fldCharType="separate"/>
+            </w:r>
+            <w:r>
+              <w:rPr>
+                <w:noProof/>
+                <w:webHidden/>
+              </w:rPr>
+              <w:t>18</w:t>
+            </w:r>
+            <w:r>
+              <w:rPr>
+                <w:noProof/>
+                <w:webHidden/>
+              </w:rPr>
+              <w:fldChar w:fldCharType="end"/>
+            </w:r>
+          </w:hyperlink>
+        </w:p>
+        <w:p>
+          <w:pPr>
+            <w:pStyle w:val="TOC2"/>
+            <w:tabs>
+              <w:tab w:val="right" w:leader="dot" w:pos="10070"/>
+            </w:tabs>
+            <w:rPr>
+              <w:rFonts w:asciiTheme="minorHAnsi" w:eastAsiaTheme="minorEastAsia" w:hAnsiTheme="minorHAnsi" w:cstheme="minorBidi"/>
+              <w:noProof/>
+              <w:kern w:val="2"/>
+              <w:sz w:val="24"/>
+              <w:szCs w:val="24"/>
+              <w14:ligatures w14:val="standardContextual"/>
+            </w:rPr>
+          </w:pPr>
+          <w:hyperlink w:anchor="_Toc232090841" w:history="1">
+            <w:r>
+              <w:rPr>
+                <w:rStyle w:val="Hyperlink"/>
+                <w:noProof/>
+              </w:rPr>
+              <w:t>5.2.2 Findings</w:t>
+            </w:r>
+            <w:r>
+              <w:rPr>
+                <w:noProof/>
+                <w:webHidden/>
+              </w:rPr>
+              <w:tab/>
+            </w:r>
+            <w:r>
+              <w:rPr>
+                <w:noProof/>
+                <w:webHidden/>
+              </w:rPr>
+              <w:fldChar w:fldCharType="begin"/>
+            </w:r>
+            <w:r>
+              <w:rPr>
+                <w:noProof/>
+                <w:webHidden/>
+              </w:rPr>
+              <w:instrText xml:space="preserve"> PAGEREF _Toc232090841 \h </w:instrText>
+            </w:r>
+            <w:r>
+              <w:rPr>
+                <w:noProof/>
+                <w:webHidden/>
+              </w:rPr>
+            </w:r>
+            <w:r>
+              <w:rPr>
+                <w:noProof/>
+                <w:webHidden/>
+              </w:rPr>
+              <w:fldChar w:fldCharType="separate"/>
+            </w:r>
+            <w:r>
+              <w:rPr>
+                <w:noProof/>
+                <w:webHidden/>
+              </w:rPr>
+              <w:t>18</w:t>
+            </w:r>
+            <w:r>
+              <w:rPr>
+                <w:noProof/>
+                <w:webHidden/>
+              </w:rPr>
+              <w:fldChar w:fldCharType="end"/>
+            </w:r>
+          </w:hyperlink>
+        </w:p>
+        <w:p>
+          <w:pPr>
+            <w:pStyle w:val="TOC2"/>
+            <w:tabs>
+              <w:tab w:val="right" w:leader="dot" w:pos="10070"/>
+            </w:tabs>
+            <w:rPr>
+              <w:rFonts w:asciiTheme="minorHAnsi" w:eastAsiaTheme="minorEastAsia" w:hAnsiTheme="minorHAnsi" w:cstheme="minorBidi"/>
+              <w:noProof/>
+              <w:kern w:val="2"/>
+              <w:sz w:val="24"/>
+              <w:szCs w:val="24"/>
+              <w14:ligatures w14:val="standardContextual"/>
+            </w:rPr>
+          </w:pPr>
+          <w:hyperlink w:anchor="_Toc232090842" w:history="1">
+            <w:r>
+              <w:rPr>
+                <w:rStyle w:val="Hyperlink"/>
+                <w:noProof/>
+              </w:rPr>
+              <w:t>5.3 Student</w:t>
+            </w:r>
+            <w:r>
+              <w:rPr>
+                <w:rStyle w:val="Hyperlink"/>
+                <w:noProof/>
+                <w:spacing w:val="-6"/>
+              </w:rPr>
+              <w:t xml:space="preserve"> </w:t>
+            </w:r>
+            <w:r>
+              <w:rPr>
+                <w:rStyle w:val="Hyperlink"/>
+                <w:noProof/>
+              </w:rPr>
+              <w:t>Reflection</w:t>
+            </w:r>
+            <w:r>
+              <w:rPr>
+                <w:rStyle w:val="Hyperlink"/>
+                <w:noProof/>
+                <w:spacing w:val="-6"/>
+              </w:rPr>
+              <w:t xml:space="preserve"> </w:t>
+            </w:r>
+            <w:r>
+              <w:rPr>
+                <w:rStyle w:val="Hyperlink"/>
+                <w:noProof/>
+              </w:rPr>
+              <w:t>(Week</w:t>
+            </w:r>
+            <w:r>
+              <w:rPr>
+                <w:rStyle w:val="Hyperlink"/>
+                <w:noProof/>
+                <w:spacing w:val="-6"/>
+              </w:rPr>
+              <w:t xml:space="preserve"> </w:t>
+            </w:r>
+            <w:r>
+              <w:rPr>
+                <w:rStyle w:val="Hyperlink"/>
+                <w:noProof/>
+                <w:spacing w:val="-5"/>
+              </w:rPr>
+              <w:t>5)</w:t>
+            </w:r>
+            <w:r>
+              <w:rPr>
+                <w:noProof/>
+                <w:webHidden/>
+              </w:rPr>
+              <w:tab/>
+            </w:r>
+            <w:r>
+              <w:rPr>
+                <w:noProof/>
+                <w:webHidden/>
+              </w:rPr>
+              <w:fldChar w:fldCharType="begin"/>
+            </w:r>
+            <w:r>
+              <w:rPr>
+                <w:noProof/>
+                <w:webHidden/>
+              </w:rPr>
+              <w:instrText xml:space="preserve"> PAGEREF _Toc232090842 \h </w:instrText>
+            </w:r>
+            <w:r>
+              <w:rPr>
+                <w:noProof/>
+                <w:webHidden/>
+              </w:rPr>
+            </w:r>
+            <w:r>
+              <w:rPr>
+                <w:noProof/>
+                <w:webHidden/>
+              </w:rPr>
+              <w:fldChar w:fldCharType="separate"/>
+            </w:r>
+            <w:r>
+              <w:rPr>
+                <w:noProof/>
+                <w:webHidden/>
+              </w:rPr>
+              <w:t>19</w:t>
             </w:r>
             <w:r>
               <w:rPr>
@@ -3927,7 +4601,7 @@
         </w:rPr>
       </w:pPr>
       <w:bookmarkStart w:id="0" w:name="_TOC_250011"/>
-      <w:bookmarkStart w:id="1" w:name="_Toc232082196"/>
+      <w:bookmarkStart w:id="1" w:name="_Toc232090807"/>
       <w:r>
         <w:rPr>
           <w:rFonts w:ascii="Arial"/>
@@ -4039,7 +4713,7 @@
         <w:ind w:left="536" w:hanging="464"/>
       </w:pPr>
       <w:bookmarkStart w:id="2" w:name="_TOC_250010"/>
-      <w:bookmarkStart w:id="3" w:name="_Toc232082197"/>
+      <w:bookmarkStart w:id="3" w:name="_Toc232090808"/>
       <w:r>
         <w:t>Tool</w:t>
       </w:r>
@@ -4239,21 +4913,7 @@
         <w:rPr>
           <w:rFonts w:ascii="Arial MT"/>
         </w:rPr>
-        <w:t xml:space="preserve">The </w:t>
-      </w:r>
-      <w:proofErr w:type="spellStart"/>
-      <w:r>
-        <w:rPr>
-          <w:rFonts w:ascii="Arial MT"/>
-        </w:rPr>
-        <w:t>Zenmap</w:t>
-      </w:r>
-      <w:proofErr w:type="spellEnd"/>
-      <w:r>
-        <w:rPr>
-          <w:rFonts w:ascii="Arial MT"/>
-        </w:rPr>
-        <w:t xml:space="preserve"> graphical interface was installed alongside the command-line version for ease of use.</w:t>
+        <w:t>The Zenmap graphical interface was installed alongside the command-line version for ease of use.</w:t>
       </w:r>
     </w:p>
     <w:p>
@@ -4412,23 +5072,7 @@
           <w:rFonts w:ascii="Arial MT"/>
           <w:spacing w:val="-2"/>
         </w:rPr>
-        <w:t>(x</w:t>
-      </w:r>
-      <w:proofErr w:type="gramStart"/>
-      <w:r>
-        <w:rPr>
-          <w:rFonts w:ascii="Arial MT"/>
-          <w:spacing w:val="-2"/>
-        </w:rPr>
-        <w:t>86)\</w:t>
-      </w:r>
-      <w:proofErr w:type="gramEnd"/>
-      <w:r>
-        <w:rPr>
-          <w:rFonts w:ascii="Arial MT"/>
-          <w:spacing w:val="-2"/>
-        </w:rPr>
-        <w:t>Nmap.</w:t>
+        <w:t>(x86)\Nmap.</w:t>
       </w:r>
     </w:p>
     <w:p>
@@ -4465,7 +5109,7 @@
           <w:sz w:val="20"/>
         </w:rPr>
         <w:drawing>
-          <wp:anchor distT="0" distB="0" distL="0" distR="0" simplePos="0" relativeHeight="487588864" behindDoc="1" locked="0" layoutInCell="1" allowOverlap="1" wp14:anchorId="7F37ABA1" wp14:editId="15C04996">
+          <wp:anchor distT="0" distB="0" distL="0" distR="0" simplePos="0" relativeHeight="487588864" behindDoc="1" locked="0" layoutInCell="1" allowOverlap="1" wp14:anchorId="7F37ABA1" wp14:editId="13D9570B">
             <wp:simplePos x="0" y="0"/>
             <wp:positionH relativeFrom="page">
               <wp:posOffset>1625600</wp:posOffset>
@@ -4474,7 +5118,7 @@
               <wp:posOffset>220288</wp:posOffset>
             </wp:positionV>
             <wp:extent cx="4536147" cy="2335720"/>
-            <wp:effectExtent l="0" t="0" r="0" b="0"/>
+            <wp:effectExtent l="0" t="0" r="0" b="7620"/>
             <wp:wrapTopAndBottom/>
             <wp:docPr id="4" name="Image 4"/>
             <wp:cNvGraphicFramePr>
@@ -4505,9 +5149,22 @@
                 </pic:pic>
               </a:graphicData>
             </a:graphic>
+            <wp14:sizeRelH relativeFrom="margin">
+              <wp14:pctWidth>0</wp14:pctWidth>
+            </wp14:sizeRelH>
+            <wp14:sizeRelV relativeFrom="margin">
+              <wp14:pctHeight>0</wp14:pctHeight>
+            </wp14:sizeRelV>
           </wp:anchor>
         </w:drawing>
       </w:r>
+      <w:r>
+        <w:rPr>
+          <w:rFonts w:ascii="Arial MT"/>
+          <w:sz w:val="20"/>
+        </w:rPr>
+        <w:t xml:space="preserve"> </w:t>
+      </w:r>
     </w:p>
     <w:p>
       <w:pPr>
@@ -4518,195 +5175,242 @@
         </w:rPr>
       </w:pPr>
     </w:p>
-    <w:p>
-      <w:pPr>
-        <w:pStyle w:val="BodyText"/>
-        <w:spacing w:before="85"/>
-        <w:rPr>
-          <w:rFonts w:ascii="Arial MT"/>
-          <w:sz w:val="22"/>
-        </w:rPr>
-      </w:pPr>
-    </w:p>
-    <w:p>
-      <w:pPr>
-        <w:pStyle w:val="BodyText"/>
-        <w:spacing w:before="85"/>
-        <w:rPr>
-          <w:rFonts w:ascii="Arial MT"/>
-          <w:sz w:val="22"/>
-        </w:rPr>
-      </w:pPr>
-    </w:p>
-    <w:p>
-      <w:pPr>
-        <w:pStyle w:val="BodyText"/>
-        <w:spacing w:before="85"/>
-        <w:rPr>
-          <w:rFonts w:ascii="Arial MT"/>
-          <w:sz w:val="22"/>
-        </w:rPr>
-      </w:pPr>
-    </w:p>
-    <w:p>
-      <w:pPr>
-        <w:pStyle w:val="BodyText"/>
-        <w:spacing w:before="85"/>
-        <w:rPr>
-          <w:rFonts w:ascii="Arial MT"/>
-          <w:sz w:val="22"/>
-        </w:rPr>
-      </w:pPr>
-    </w:p>
-    <w:p>
-      <w:pPr>
-        <w:pStyle w:val="BodyText"/>
-        <w:spacing w:before="85"/>
-        <w:rPr>
-          <w:rFonts w:ascii="Arial MT"/>
-          <w:sz w:val="22"/>
-        </w:rPr>
-      </w:pPr>
-    </w:p>
-    <w:p>
-      <w:pPr>
-        <w:pStyle w:val="BodyText"/>
-        <w:spacing w:before="85"/>
-        <w:rPr>
-          <w:rFonts w:ascii="Arial MT"/>
-          <w:sz w:val="22"/>
-        </w:rPr>
-      </w:pPr>
-    </w:p>
-    <w:p>
-      <w:pPr>
-        <w:pStyle w:val="BodyText"/>
-        <w:spacing w:before="85"/>
-        <w:rPr>
-          <w:rFonts w:ascii="Arial MT"/>
-          <w:sz w:val="22"/>
-        </w:rPr>
-      </w:pPr>
-    </w:p>
-    <w:p>
-      <w:pPr>
-        <w:pStyle w:val="BodyText"/>
-        <w:spacing w:before="85"/>
-        <w:rPr>
-          <w:rFonts w:ascii="Arial MT"/>
-          <w:sz w:val="22"/>
-        </w:rPr>
-      </w:pPr>
-    </w:p>
-    <w:p>
-      <w:pPr>
-        <w:pStyle w:val="BodyText"/>
-        <w:spacing w:before="85"/>
-        <w:rPr>
-          <w:rFonts w:ascii="Arial MT"/>
-          <w:sz w:val="22"/>
-        </w:rPr>
-      </w:pPr>
-    </w:p>
-    <w:p>
-      <w:pPr>
-        <w:pStyle w:val="BodyText"/>
-        <w:spacing w:before="85"/>
-        <w:rPr>
-          <w:rFonts w:ascii="Arial MT"/>
-          <w:sz w:val="22"/>
-        </w:rPr>
-      </w:pPr>
-    </w:p>
-    <w:p>
-      <w:pPr>
-        <w:pStyle w:val="BodyText"/>
-        <w:spacing w:before="85"/>
-        <w:rPr>
-          <w:rFonts w:ascii="Arial MT"/>
-          <w:sz w:val="22"/>
-        </w:rPr>
-      </w:pPr>
-    </w:p>
-    <w:p>
-      <w:pPr>
-        <w:pStyle w:val="BodyText"/>
-        <w:spacing w:before="85"/>
-        <w:rPr>
-          <w:rFonts w:ascii="Arial MT"/>
-          <w:sz w:val="22"/>
-        </w:rPr>
-      </w:pPr>
-    </w:p>
-    <w:p>
-      <w:pPr>
-        <w:pStyle w:val="BodyText"/>
-        <w:spacing w:before="85"/>
-        <w:rPr>
-          <w:rFonts w:ascii="Arial MT"/>
-          <w:sz w:val="22"/>
-        </w:rPr>
-      </w:pPr>
-    </w:p>
-    <w:p>
-      <w:pPr>
-        <w:pStyle w:val="BodyText"/>
-        <w:spacing w:before="85"/>
-        <w:rPr>
-          <w:rFonts w:ascii="Arial MT"/>
-          <w:sz w:val="22"/>
-        </w:rPr>
-      </w:pPr>
-    </w:p>
-    <w:p>
-      <w:pPr>
-        <w:pStyle w:val="BodyText"/>
-        <w:spacing w:before="85"/>
-        <w:rPr>
-          <w:rFonts w:ascii="Arial MT"/>
-          <w:sz w:val="22"/>
-        </w:rPr>
-      </w:pPr>
-    </w:p>
-    <w:p>
-      <w:pPr>
-        <w:pStyle w:val="BodyText"/>
-        <w:spacing w:before="85"/>
-        <w:rPr>
-          <w:rFonts w:ascii="Arial MT"/>
-          <w:sz w:val="22"/>
-        </w:rPr>
-      </w:pPr>
-    </w:p>
-    <w:p>
-      <w:pPr>
-        <w:pStyle w:val="BodyText"/>
-        <w:spacing w:before="85"/>
-        <w:rPr>
-          <w:rFonts w:ascii="Arial MT"/>
-          <w:sz w:val="22"/>
-        </w:rPr>
-      </w:pPr>
-    </w:p>
-    <w:p>
-      <w:pPr>
-        <w:pStyle w:val="BodyText"/>
-        <w:spacing w:before="85"/>
-        <w:rPr>
-          <w:rFonts w:ascii="Arial MT"/>
-          <w:sz w:val="22"/>
-        </w:rPr>
-      </w:pPr>
-    </w:p>
-    <w:p>
-      <w:pPr>
-        <w:pStyle w:val="BodyText"/>
-        <w:spacing w:before="85"/>
-        <w:rPr>
-          <w:rFonts w:ascii="Arial MT"/>
-          <w:sz w:val="22"/>
-        </w:rPr>
-      </w:pPr>
+    <w:bookmarkStart w:id="4" w:name="_Toc232090809"/>
+    <w:p>
+      <w:pPr>
+        <w:pStyle w:val="Heading2"/>
+      </w:pPr>
+      <w:r>
+        <w:rPr>
+          <w:noProof/>
+        </w:rPr>
+        <mc:AlternateContent>
+          <mc:Choice Requires="wps">
+            <w:drawing>
+              <wp:anchor distT="0" distB="0" distL="114300" distR="114300" simplePos="0" relativeHeight="487608832" behindDoc="0" locked="0" layoutInCell="1" allowOverlap="1" wp14:anchorId="2EA6ED18" wp14:editId="79C637C1">
+                <wp:simplePos x="0" y="0"/>
+                <wp:positionH relativeFrom="column">
+                  <wp:posOffset>0</wp:posOffset>
+                </wp:positionH>
+                <wp:positionV relativeFrom="paragraph">
+                  <wp:posOffset>3817620</wp:posOffset>
+                </wp:positionV>
+                <wp:extent cx="6400800" cy="635"/>
+                <wp:effectExtent l="0" t="0" r="0" b="0"/>
+                <wp:wrapThrough wrapText="bothSides">
+                  <wp:wrapPolygon edited="0">
+                    <wp:start x="0" y="0"/>
+                    <wp:lineTo x="0" y="21600"/>
+                    <wp:lineTo x="21600" y="21600"/>
+                    <wp:lineTo x="21600" y="0"/>
+                  </wp:wrapPolygon>
+                </wp:wrapThrough>
+                <wp:docPr id="1816874268" name="Text Box 1"/>
+                <wp:cNvGraphicFramePr/>
+                <a:graphic xmlns:a="http://schemas.openxmlformats.org/drawingml/2006/main">
+                  <a:graphicData uri="http://schemas.microsoft.com/office/word/2010/wordprocessingShape">
+                    <wps:wsp>
+                      <wps:cNvSpPr txBox="1"/>
+                      <wps:spPr>
+                        <a:xfrm>
+                          <a:off x="0" y="0"/>
+                          <a:ext cx="6400800" cy="635"/>
+                        </a:xfrm>
+                        <a:prstGeom prst="rect">
+                          <a:avLst/>
+                        </a:prstGeom>
+                        <a:solidFill>
+                          <a:prstClr val="white"/>
+                        </a:solidFill>
+                        <a:ln>
+                          <a:noFill/>
+                        </a:ln>
+                      </wps:spPr>
+                      <wps:txbx>
+                        <w:txbxContent>
+                          <w:p>
+                            <w:pPr>
+                              <w:pStyle w:val="Caption"/>
+                              <w:rPr>
+                                <w:noProof/>
+                              </w:rPr>
+                            </w:pPr>
+                            <w:r>
+                              <w:t xml:space="preserve">Figure </w:t>
+                            </w:r>
+                            <w:fldSimple w:instr=" SEQ Figure \* ARABIC ">
+                              <w:r>
+                                <w:rPr>
+                                  <w:noProof/>
+                                </w:rPr>
+                                <w:t>1</w:t>
+                              </w:r>
+                            </w:fldSimple>
+                            <w:r>
+                              <w:t>kali linux OS running on virtual box</w:t>
+                            </w:r>
+                          </w:p>
+                        </w:txbxContent>
+                      </wps:txbx>
+                      <wps:bodyPr rot="0" spcFirstLastPara="0" vertOverflow="overflow" horzOverflow="overflow" vert="horz" wrap="square" lIns="0" tIns="0" rIns="0" bIns="0" numCol="1" spcCol="0" rtlCol="0" fromWordArt="0" anchor="t" anchorCtr="0" forceAA="0" compatLnSpc="1">
+                        <a:prstTxWarp prst="textNoShape">
+                          <a:avLst/>
+                        </a:prstTxWarp>
+                        <a:spAutoFit/>
+                      </wps:bodyPr>
+                    </wps:wsp>
+                  </a:graphicData>
+                </a:graphic>
+              </wp:anchor>
+            </w:drawing>
+          </mc:Choice>
+          <mc:Fallback>
+            <w:pict>
+              <v:shapetype w14:anchorId="2EA6ED18" id="_x0000_t202" coordsize="21600,21600" o:spt="202" path="m,l,21600r21600,l21600,xe">
+                <v:stroke joinstyle="miter"/>
+                <v:path gradientshapeok="t" o:connecttype="rect"/>
+              </v:shapetype>
+              <v:shape id="Text Box 1" o:spid="_x0000_s1026" type="#_x0000_t202" style="position:absolute;left:0;text-align:left;margin-left:0;margin-top:300.6pt;width:7in;height:.05pt;z-index:487608832;visibility:visible;mso-wrap-style:square;mso-wrap-distance-left:9pt;mso-wrap-distance-top:0;mso-wrap-distance-right:9pt;mso-wrap-distance-bottom:0;mso-position-horizontal:absolute;mso-position-horizontal-relative:text;mso-position-vertical:absolute;mso-position-vertical-relative:text;v-text-anchor:top" o:gfxdata="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" stroked="f">
+                <v:textbox style="mso-fit-shape-to-text:t" inset="0,0,0,0">
+                  <w:txbxContent>
+                    <w:p>
+                      <w:pPr>
+                        <w:pStyle w:val="Caption"/>
+                        <w:rPr>
+                          <w:noProof/>
+                        </w:rPr>
+                      </w:pPr>
+                      <w:r>
+                        <w:t xml:space="preserve">Figure </w:t>
+                      </w:r>
+                      <w:r>
+                        <w:fldChar w:fldCharType="begin"/>
+                      </w:r>
+                      <w:r>
+                        <w:instrText xml:space="preserve"> SEQ Figure \* ARABIC </w:instrText>
+                      </w:r>
+                      <w:r>
+                        <w:fldChar w:fldCharType="separate"/>
+                      </w:r>
+                      <w:r>
+                        <w:rPr>
+                          <w:noProof/>
+                        </w:rPr>
+                        <w:t>1</w:t>
+                      </w:r>
+                      <w:r>
+                        <w:fldChar w:fldCharType="end"/>
+                      </w:r>
+                      <w:r>
+                        <w:t xml:space="preserve">kali </w:t>
+                      </w:r>
+                      <w:proofErr w:type="spellStart"/>
+                      <w:r>
+                        <w:t>linux</w:t>
+                      </w:r>
+                      <w:proofErr w:type="spellEnd"/>
+                      <w:r>
+                        <w:t xml:space="preserve"> OS running on virtual box</w:t>
+                      </w:r>
+                    </w:p>
+                  </w:txbxContent>
+                </v:textbox>
+                <w10:wrap type="through"/>
+              </v:shape>
+            </w:pict>
+          </mc:Fallback>
+        </mc:AlternateContent>
+      </w:r>
+      <w:r>
+        <w:rPr>
+          <w:noProof/>
+        </w:rPr>
+        <w:drawing>
+          <wp:anchor distT="0" distB="0" distL="114300" distR="114300" simplePos="0" relativeHeight="487606784" behindDoc="0" locked="0" layoutInCell="1" allowOverlap="1" wp14:anchorId="7F2ADB15" wp14:editId="048D6940">
+            <wp:simplePos x="0" y="0"/>
+            <wp:positionH relativeFrom="margin">
+              <wp:align>right</wp:align>
+            </wp:positionH>
+            <wp:positionV relativeFrom="paragraph">
+              <wp:posOffset>349885</wp:posOffset>
+            </wp:positionV>
+            <wp:extent cx="6400800" cy="3410585"/>
+            <wp:effectExtent l="0" t="0" r="0" b="0"/>
+            <wp:wrapThrough wrapText="bothSides">
+              <wp:wrapPolygon edited="0">
+                <wp:start x="0" y="0"/>
+                <wp:lineTo x="0" y="21475"/>
+                <wp:lineTo x="21536" y="21475"/>
+                <wp:lineTo x="21536" y="0"/>
+                <wp:lineTo x="0" y="0"/>
+              </wp:wrapPolygon>
+            </wp:wrapThrough>
+            <wp:docPr id="627437292" name="Picture 5"/>
+            <wp:cNvGraphicFramePr>
+              <a:graphicFrameLocks xmlns:a="http://schemas.openxmlformats.org/drawingml/2006/main" noChangeAspect="1"/>
+            </wp:cNvGraphicFramePr>
+            <a:graphic xmlns:a="http://schemas.openxmlformats.org/drawingml/2006/main">
+              <a:graphicData uri="http://schemas.openxmlformats.org/drawingml/2006/picture">
+                <pic:pic xmlns:pic="http://schemas.openxmlformats.org/drawingml/2006/picture">
+                  <pic:nvPicPr>
+                    <pic:cNvPr id="0" name="Picture 14"/>
+                    <pic:cNvPicPr>
+                      <a:picLocks noChangeAspect="1" noChangeArrowheads="1"/>
+                    </pic:cNvPicPr>
+                  </pic:nvPicPr>
+                  <pic:blipFill>
+                    <a:blip r:embed="rId10" cstate="print">
+                      <a:extLst>
+                        <a:ext uri="{28A0092B-C50C-407E-A947-70E740481C1C}">
+                          <a14:useLocalDpi xmlns:a14="http://schemas.microsoft.com/office/drawing/2010/main" val="0"/>
+                        </a:ext>
+                      </a:extLst>
+                    </a:blip>
+                    <a:srcRect/>
+                    <a:stretch>
+                      <a:fillRect/>
+                    </a:stretch>
+                  </pic:blipFill>
+                  <pic:spPr bwMode="auto">
+                    <a:xfrm>
+                      <a:off x="0" y="0"/>
+                      <a:ext cx="6400800" cy="3410585"/>
+                    </a:xfrm>
+                    <a:prstGeom prst="rect">
+                      <a:avLst/>
+                    </a:prstGeom>
+                    <a:noFill/>
+                    <a:ln>
+                      <a:noFill/>
+                    </a:ln>
+                  </pic:spPr>
+                </pic:pic>
+              </a:graphicData>
+            </a:graphic>
+            <wp14:sizeRelH relativeFrom="page">
+              <wp14:pctWidth>0</wp14:pctWidth>
+            </wp14:sizeRelH>
+            <wp14:sizeRelV relativeFrom="page">
+              <wp14:pctHeight>0</wp14:pctHeight>
+            </wp14:sizeRelV>
+          </wp:anchor>
+        </w:drawing>
+      </w:r>
+      <w:r>
+        <w:t xml:space="preserve">1.2 KALI </w:t>
+      </w:r>
+      <w:proofErr w:type="spellStart"/>
+      <w:r>
+        <w:t>linux</w:t>
+      </w:r>
+      <w:proofErr w:type="spellEnd"/>
+      <w:r>
+        <w:t xml:space="preserve"> OS installation</w:t>
+      </w:r>
+      <w:bookmarkEnd w:id="4"/>
+      <w:r>
+        <w:t xml:space="preserve"> </w:t>
+      </w:r>
     </w:p>
     <w:p>
       <w:pPr>
@@ -4748,7 +5452,7 @@
           <w:u w:val="none"/>
         </w:rPr>
       </w:pPr>
-      <w:bookmarkStart w:id="4" w:name="_Toc232082198"/>
+      <w:bookmarkStart w:id="5" w:name="_Toc232090810"/>
       <w:r>
         <w:rPr>
           <w:rFonts w:ascii="Arial"/>
@@ -4769,14 +5473,7 @@
           <w:rFonts w:ascii="Arial"/>
           <w:u w:val="none"/>
         </w:rPr>
-        <w:t>2</w:t>
-      </w:r>
-      <w:r>
-        <w:rPr>
-          <w:rFonts w:ascii="Arial"/>
-          <w:u w:val="none"/>
-        </w:rPr>
-        <w:t>:</w:t>
+        <w:t>2:</w:t>
       </w:r>
       <w:r>
         <w:rPr>
@@ -4839,7 +5536,7 @@
         </w:rPr>
         <w:t>Nmap</w:t>
       </w:r>
-      <w:bookmarkEnd w:id="4"/>
+      <w:bookmarkEnd w:id="5"/>
     </w:p>
     <w:p>
       <w:pPr>
@@ -4862,11 +5559,11 @@
           <w:tab w:val="left" w:pos="541"/>
         </w:tabs>
       </w:pPr>
-      <w:bookmarkStart w:id="5" w:name="_TOC_250009"/>
+      <w:bookmarkStart w:id="6" w:name="_TOC_250009"/>
       <w:r>
         <w:t xml:space="preserve"> </w:t>
       </w:r>
-      <w:bookmarkStart w:id="6" w:name="_Toc232082199"/>
+      <w:bookmarkStart w:id="7" w:name="_Toc232090811"/>
       <w:r>
         <w:t>Open</w:t>
       </w:r>
@@ -4879,14 +5576,14 @@
       <w:r>
         <w:t xml:space="preserve">Ports </w:t>
       </w:r>
-      <w:bookmarkEnd w:id="5"/>
+      <w:bookmarkEnd w:id="6"/>
       <w:r>
         <w:rPr>
           <w:spacing w:val="-4"/>
         </w:rPr>
         <w:t>Scan</w:t>
       </w:r>
-      <w:bookmarkEnd w:id="6"/>
+      <w:bookmarkEnd w:id="7"/>
     </w:p>
     <w:p>
       <w:pPr>
@@ -4915,7 +5612,7 @@
           <w:noProof/>
         </w:rPr>
         <w:drawing>
-          <wp:anchor distT="0" distB="0" distL="114300" distR="114300" simplePos="0" relativeHeight="251660288" behindDoc="0" locked="0" layoutInCell="1" allowOverlap="1" wp14:anchorId="7AE1D698" wp14:editId="6E156141">
+          <wp:anchor distT="0" distB="0" distL="114300" distR="114300" simplePos="0" relativeHeight="251660288" behindDoc="0" locked="0" layoutInCell="1" allowOverlap="1" wp14:anchorId="7AE1D698" wp14:editId="7D88456D">
             <wp:simplePos x="0" y="0"/>
             <wp:positionH relativeFrom="column">
               <wp:posOffset>213360</wp:posOffset>
@@ -4948,7 +5645,7 @@
                     </pic:cNvPicPr>
                   </pic:nvPicPr>
                   <pic:blipFill rotWithShape="1">
-                    <a:blip r:embed="rId10" cstate="print">
+                    <a:blip r:embed="rId11" cstate="print">
                       <a:extLst>
                         <a:ext uri="{28A0092B-C50C-407E-A947-70E740481C1C}">
                           <a14:useLocalDpi xmlns:a14="http://schemas.microsoft.com/office/drawing/2010/main" val="0"/>
@@ -5055,7 +5752,7 @@
       <w:pPr>
         <w:pStyle w:val="Heading2"/>
       </w:pPr>
-      <w:bookmarkStart w:id="7" w:name="_Toc232082200"/>
+      <w:bookmarkStart w:id="8" w:name="_Toc232090812"/>
       <w:r>
         <w:rPr>
           <w:sz w:val="22"/>
@@ -5099,14 +5796,9 @@
         <w:t xml:space="preserve">local host </w:t>
       </w:r>
       <w:r>
-        <w:t>//</w:t>
-      </w:r>
-      <w:proofErr w:type="spellStart"/>
-      <w:r>
-        <w:t>laragon</w:t>
-      </w:r>
-      <w:bookmarkEnd w:id="7"/>
-      <w:proofErr w:type="spellEnd"/>
+        <w:t>//laragon</w:t>
+      </w:r>
+      <w:bookmarkEnd w:id="8"/>
     </w:p>
     <w:p>
       <w:pPr>
@@ -5245,18 +5937,8 @@
                 <w:b/>
                 <w:sz w:val="22"/>
               </w:rPr>
-              <w:t>80/</w:t>
-            </w:r>
-            <w:proofErr w:type="spellStart"/>
-            <w:r>
-              <w:rPr>
-                <w:rFonts w:ascii="Arial"/>
-                <w:b/>
-                <w:sz w:val="22"/>
-              </w:rPr>
-              <w:t>tcp</w:t>
-            </w:r>
-            <w:proofErr w:type="spellEnd"/>
+              <w:t>80/tcp</w:t>
+            </w:r>
           </w:p>
         </w:tc>
         <w:tc>
@@ -5442,18 +6124,8 @@
                 <w:b/>
                 <w:sz w:val="22"/>
               </w:rPr>
-              <w:t xml:space="preserve">Microsoft </w:t>
-            </w:r>
-            <w:proofErr w:type="spellStart"/>
-            <w:r>
-              <w:rPr>
-                <w:rFonts w:ascii="Arial"/>
-                <w:b/>
-                <w:sz w:val="22"/>
-              </w:rPr>
-              <w:t>dns</w:t>
-            </w:r>
-            <w:proofErr w:type="spellEnd"/>
+              <w:t>Microsoft dns</w:t>
+            </w:r>
           </w:p>
         </w:tc>
       </w:tr>
@@ -5477,18 +6149,8 @@
                 <w:b/>
                 <w:sz w:val="22"/>
               </w:rPr>
-              <w:t>3306/</w:t>
-            </w:r>
-            <w:proofErr w:type="spellStart"/>
-            <w:r>
-              <w:rPr>
-                <w:rFonts w:ascii="Arial"/>
-                <w:b/>
-                <w:sz w:val="22"/>
-              </w:rPr>
-              <w:t>tcp</w:t>
-            </w:r>
-            <w:proofErr w:type="spellEnd"/>
+              <w:t>3306/tcp</w:t>
+            </w:r>
           </w:p>
         </w:tc>
         <w:tc>
@@ -5527,7 +6189,6 @@
                 <w:sz w:val="22"/>
               </w:rPr>
             </w:pPr>
-            <w:proofErr w:type="spellStart"/>
             <w:r>
               <w:rPr>
                 <w:rFonts w:ascii="Arial"/>
@@ -5536,7 +6197,6 @@
               </w:rPr>
               <w:t>msql</w:t>
             </w:r>
-            <w:proofErr w:type="spellEnd"/>
           </w:p>
         </w:tc>
         <w:tc>
@@ -5597,8 +6257,8 @@
         </w:tabs>
         <w:ind w:left="541" w:hanging="469"/>
       </w:pPr>
-      <w:bookmarkStart w:id="8" w:name="_TOC_250008"/>
-      <w:bookmarkStart w:id="9" w:name="_Toc232082201"/>
+      <w:bookmarkStart w:id="9" w:name="_TOC_250008"/>
+      <w:bookmarkStart w:id="10" w:name="_Toc232090813"/>
       <w:r>
         <w:t>Vulnerability</w:t>
       </w:r>
@@ -5608,14 +6268,14 @@
         </w:rPr>
         <w:t xml:space="preserve"> </w:t>
       </w:r>
-      <w:bookmarkEnd w:id="8"/>
+      <w:bookmarkEnd w:id="9"/>
       <w:r>
         <w:rPr>
           <w:spacing w:val="-4"/>
         </w:rPr>
         <w:t>Test</w:t>
       </w:r>
-      <w:bookmarkEnd w:id="9"/>
+      <w:bookmarkEnd w:id="10"/>
     </w:p>
     <w:p>
       <w:pPr>
@@ -5781,19 +6441,11 @@
         </w:rPr>
         <w:t xml:space="preserve"> </w:t>
       </w:r>
-      <w:proofErr w:type="spellStart"/>
-      <w:r>
-        <w:rPr>
-          <w:rFonts w:ascii="Arial MT"/>
-        </w:rPr>
-        <w:t>nmap</w:t>
-      </w:r>
-      <w:proofErr w:type="spellEnd"/>
-      <w:r>
-        <w:rPr>
-          <w:rFonts w:ascii="Arial MT"/>
-        </w:rPr>
-        <w:t xml:space="preserve"> --script vuln </w:t>
+      <w:r>
+        <w:rPr>
+          <w:rFonts w:ascii="Arial MT"/>
+        </w:rPr>
+        <w:t xml:space="preserve">nmap --script vuln </w:t>
       </w:r>
       <w:r>
         <w:rPr>
@@ -5833,7 +6485,7 @@
           <w:noProof/>
         </w:rPr>
         <w:drawing>
-          <wp:anchor distT="0" distB="0" distL="114300" distR="114300" simplePos="0" relativeHeight="251664384" behindDoc="0" locked="0" layoutInCell="1" allowOverlap="1" wp14:anchorId="575E1D04" wp14:editId="07374316">
+          <wp:anchor distT="0" distB="0" distL="114300" distR="114300" simplePos="0" relativeHeight="251664384" behindDoc="0" locked="0" layoutInCell="1" allowOverlap="1" wp14:anchorId="575E1D04" wp14:editId="646B2571">
             <wp:simplePos x="0" y="0"/>
             <wp:positionH relativeFrom="column">
               <wp:posOffset>-236220</wp:posOffset>
@@ -5866,7 +6518,7 @@
                     </pic:cNvPicPr>
                   </pic:nvPicPr>
                   <pic:blipFill>
-                    <a:blip r:embed="rId11" cstate="print">
+                    <a:blip r:embed="rId12" cstate="print">
                       <a:extLst>
                         <a:ext uri="{28A0092B-C50C-407E-A947-70E740481C1C}">
                           <a14:useLocalDpi xmlns:a14="http://schemas.microsoft.com/office/drawing/2010/main" val="0"/>
@@ -6010,13 +6662,11 @@
         </w:tabs>
         <w:ind w:left="541" w:hanging="469"/>
       </w:pPr>
-      <w:bookmarkStart w:id="10" w:name="_TOC_250007"/>
-      <w:bookmarkStart w:id="11" w:name="_Toc232082202"/>
-      <w:proofErr w:type="spellStart"/>
+      <w:bookmarkStart w:id="11" w:name="_TOC_250007"/>
+      <w:bookmarkStart w:id="12" w:name="_Toc232090814"/>
       <w:r>
         <w:t>Footprinting</w:t>
       </w:r>
-      <w:proofErr w:type="spellEnd"/>
       <w:r>
         <w:rPr>
           <w:spacing w:val="-5"/>
@@ -6050,14 +6700,14 @@
         </w:rPr>
         <w:t xml:space="preserve"> </w:t>
       </w:r>
-      <w:bookmarkEnd w:id="10"/>
+      <w:bookmarkEnd w:id="11"/>
       <w:r>
         <w:rPr>
           <w:spacing w:val="-2"/>
         </w:rPr>
         <w:t>Detection)</w:t>
       </w:r>
-      <w:bookmarkEnd w:id="11"/>
+      <w:bookmarkEnd w:id="12"/>
     </w:p>
     <w:p>
       <w:pPr>
@@ -6105,7 +6755,7 @@
                     <pic:cNvPicPr/>
                   </pic:nvPicPr>
                   <pic:blipFill>
-                    <a:blip r:embed="rId12" cstate="print">
+                    <a:blip r:embed="rId13" cstate="print">
                       <a:extLst>
                         <a:ext uri="{28A0092B-C50C-407E-A947-70E740481C1C}">
                           <a14:useLocalDpi xmlns:a14="http://schemas.microsoft.com/office/drawing/2010/main" val="0"/>
@@ -6215,14 +6865,12 @@
         </w:rPr>
         <w:t xml:space="preserve"> </w:t>
       </w:r>
-      <w:proofErr w:type="spellStart"/>
       <w:r>
         <w:rPr>
           <w:rFonts w:ascii="Arial MT"/>
         </w:rPr>
         <w:t>nmap</w:t>
       </w:r>
-      <w:proofErr w:type="spellEnd"/>
       <w:r>
         <w:rPr>
           <w:rFonts w:ascii="Arial MT"/>
@@ -6552,7 +7200,7 @@
           <w:u w:val="single"/>
         </w:rPr>
       </w:pPr>
-      <w:bookmarkStart w:id="12" w:name="_Toc232082203"/>
+      <w:bookmarkStart w:id="13" w:name="_Toc232090815"/>
       <w:r>
         <w:rPr>
           <w:u w:val="single"/>
@@ -6565,7 +7213,7 @@
         </w:rPr>
         <w:t>Findings</w:t>
       </w:r>
-      <w:bookmarkEnd w:id="12"/>
+      <w:bookmarkEnd w:id="13"/>
       <w:r>
         <w:rPr>
           <w:u w:val="single"/>
@@ -6687,57 +7335,7 @@
           <w:rFonts w:ascii="Arial MT"/>
           <w:sz w:val="22"/>
         </w:rPr>
-        <w:t xml:space="preserve"> </w:t>
-      </w:r>
-      <w:proofErr w:type="spellStart"/>
-      <w:proofErr w:type="gramStart"/>
-      <w:r>
-        <w:rPr>
-          <w:rFonts w:ascii="Arial MT"/>
-          <w:sz w:val="22"/>
-        </w:rPr>
-        <w:t>cpe</w:t>
-      </w:r>
-      <w:proofErr w:type="spellEnd"/>
-      <w:r>
-        <w:rPr>
-          <w:rFonts w:ascii="Arial MT"/>
-          <w:sz w:val="22"/>
-        </w:rPr>
-        <w:t>:/o:microsoft</w:t>
-      </w:r>
-      <w:proofErr w:type="gramEnd"/>
-      <w:r>
-        <w:rPr>
-          <w:rFonts w:ascii="Arial MT"/>
-          <w:sz w:val="22"/>
-        </w:rPr>
-        <w:t xml:space="preserve">:windows_10 </w:t>
-      </w:r>
-      <w:proofErr w:type="spellStart"/>
-      <w:proofErr w:type="gramStart"/>
-      <w:r>
-        <w:rPr>
-          <w:rFonts w:ascii="Arial MT"/>
-          <w:sz w:val="22"/>
-        </w:rPr>
-        <w:t>cpe</w:t>
-      </w:r>
-      <w:proofErr w:type="spellEnd"/>
-      <w:r>
-        <w:rPr>
-          <w:rFonts w:ascii="Arial MT"/>
-          <w:sz w:val="22"/>
-        </w:rPr>
-        <w:t>:/o:microsoft</w:t>
-      </w:r>
-      <w:proofErr w:type="gramEnd"/>
-      <w:r>
-        <w:rPr>
-          <w:rFonts w:ascii="Arial MT"/>
-          <w:sz w:val="22"/>
-        </w:rPr>
-        <w:t>:windows_11</w:t>
+        <w:t xml:space="preserve"> cpe:/o:microsoft:windows_10 cpe:/o:microsoft:windows_11</w:t>
       </w:r>
     </w:p>
     <w:p>
@@ -6815,42 +7413,8 @@
           <w:rFonts w:ascii="Arial MT"/>
           <w:sz w:val="22"/>
         </w:rPr>
-        <w:t xml:space="preserve"> OS: Windows; CPE: </w:t>
-      </w:r>
-      <w:proofErr w:type="spellStart"/>
-      <w:proofErr w:type="gramStart"/>
-      <w:r>
-        <w:rPr>
-          <w:rFonts w:ascii="Arial MT"/>
-          <w:sz w:val="22"/>
-        </w:rPr>
-        <w:t>cpe</w:t>
-      </w:r>
-      <w:proofErr w:type="spellEnd"/>
-      <w:r>
-        <w:rPr>
-          <w:rFonts w:ascii="Arial MT"/>
-          <w:sz w:val="22"/>
-        </w:rPr>
-        <w:t>:/</w:t>
-      </w:r>
-      <w:proofErr w:type="spellStart"/>
-      <w:r>
-        <w:rPr>
-          <w:rFonts w:ascii="Arial MT"/>
-          <w:sz w:val="22"/>
-        </w:rPr>
-        <w:t>o:microsoft</w:t>
-      </w:r>
-      <w:proofErr w:type="gramEnd"/>
-      <w:r>
-        <w:rPr>
-          <w:rFonts w:ascii="Arial MT"/>
-          <w:sz w:val="22"/>
-        </w:rPr>
-        <w:t>:windows</w:t>
-      </w:r>
-      <w:proofErr w:type="spellEnd"/>
+        <w:t xml:space="preserve"> OS: Windows; CPE: cpe:/o:microsoft:windows</w:t>
+      </w:r>
     </w:p>
     <w:p>
       <w:pPr>
@@ -6891,7 +7455,7 @@
       <w:pPr>
         <w:pStyle w:val="Heading2"/>
       </w:pPr>
-      <w:bookmarkStart w:id="13" w:name="_Toc232082204"/>
+      <w:bookmarkStart w:id="14" w:name="_Toc232090816"/>
       <w:r>
         <w:t xml:space="preserve">2.5 </w:t>
       </w:r>
@@ -6928,7 +7492,7 @@
         </w:rPr>
         <w:t>1)</w:t>
       </w:r>
-      <w:bookmarkEnd w:id="13"/>
+      <w:bookmarkEnd w:id="14"/>
     </w:p>
     <w:p>
       <w:pPr>
@@ -6991,7 +7555,7 @@
           <w:u w:val="none"/>
         </w:rPr>
       </w:pPr>
-      <w:bookmarkStart w:id="14" w:name="_Toc232082205"/>
+      <w:bookmarkStart w:id="15" w:name="_Toc232090817"/>
       <w:r>
         <w:rPr>
           <w:rFonts w:ascii="Arial"/>
@@ -7082,7 +7646,7 @@
         </w:rPr>
         <w:t>Techniques</w:t>
       </w:r>
-      <w:bookmarkEnd w:id="14"/>
+      <w:bookmarkEnd w:id="15"/>
     </w:p>
     <w:p>
       <w:pPr>
@@ -7202,21 +7766,7 @@
               <w:rPr>
                 <w:rFonts w:ascii="Arial MT"/>
               </w:rPr>
-              <w:t xml:space="preserve"> </w:t>
-            </w:r>
-            <w:proofErr w:type="spellStart"/>
-            <w:r>
-              <w:rPr>
-                <w:rFonts w:ascii="Arial MT"/>
-              </w:rPr>
-              <w:t>Zenmap</w:t>
-            </w:r>
-            <w:proofErr w:type="spellEnd"/>
-            <w:r>
-              <w:rPr>
-                <w:rFonts w:ascii="Arial MT"/>
-              </w:rPr>
-              <w:t xml:space="preserve"> GUI</w:t>
+              <w:t xml:space="preserve"> Zenmap GUI</w:t>
             </w:r>
           </w:p>
         </w:tc>
@@ -7305,21 +7855,7 @@
               <w:rPr>
                 <w:rFonts w:ascii="Arial MT"/>
               </w:rPr>
-              <w:t xml:space="preserve">/ </w:t>
-            </w:r>
-            <w:proofErr w:type="spellStart"/>
-            <w:r>
-              <w:rPr>
-                <w:rFonts w:ascii="Arial MT"/>
-              </w:rPr>
-              <w:t>laragon</w:t>
-            </w:r>
-            <w:proofErr w:type="spellEnd"/>
-            <w:r>
-              <w:rPr>
-                <w:rFonts w:ascii="Arial MT"/>
-              </w:rPr>
-              <w:t xml:space="preserve"> server</w:t>
+              <w:t>/ laragon server</w:t>
             </w:r>
           </w:p>
         </w:tc>
@@ -7345,7 +7881,7 @@
         <w:spacing w:before="1"/>
         <w:ind w:left="541"/>
       </w:pPr>
-      <w:bookmarkStart w:id="15" w:name="_Toc232082206"/>
+      <w:bookmarkStart w:id="16" w:name="_Toc232090818"/>
       <w:r>
         <w:t xml:space="preserve">3.1 </w:t>
       </w:r>
@@ -7364,7 +7900,7 @@
         </w:rPr>
         <w:t>Ports</w:t>
       </w:r>
-      <w:bookmarkEnd w:id="15"/>
+      <w:bookmarkEnd w:id="16"/>
     </w:p>
     <w:p>
       <w:pPr>
@@ -7378,21 +7914,7 @@
         <w:rPr>
           <w:rFonts w:ascii="Arial MT"/>
         </w:rPr>
-        <w:t>A targeted port scan was conducted to identify active services running on the host. The scan detected multiple open ports running on local host /</w:t>
-      </w:r>
-      <w:proofErr w:type="spellStart"/>
-      <w:r>
-        <w:rPr>
-          <w:rFonts w:ascii="Arial MT"/>
-        </w:rPr>
-        <w:t>laragon</w:t>
-      </w:r>
-      <w:proofErr w:type="spellEnd"/>
-      <w:r>
-        <w:rPr>
-          <w:rFonts w:ascii="Arial MT"/>
-        </w:rPr>
-        <w:t xml:space="preserve"> host</w:t>
+        <w:t>A targeted port scan was conducted to identify active services running on the host. The scan detected multiple open ports running on local host /laragon host</w:t>
       </w:r>
     </w:p>
     <w:p>
@@ -7470,7 +7992,7 @@
                     </pic:cNvPicPr>
                   </pic:nvPicPr>
                   <pic:blipFill>
-                    <a:blip r:embed="rId13">
+                    <a:blip r:embed="rId14">
                       <a:extLst>
                         <a:ext uri="{28A0092B-C50C-407E-A947-70E740481C1C}">
                           <a14:useLocalDpi xmlns:a14="http://schemas.microsoft.com/office/drawing/2010/main" val="0"/>
@@ -7594,13 +8116,8 @@
           </w:tcPr>
           <w:p>
             <w:r>
-              <w:t>Port 80/</w:t>
-            </w:r>
-            <w:proofErr w:type="spellStart"/>
-            <w:r>
-              <w:t>tcp</w:t>
-            </w:r>
-            <w:proofErr w:type="spellEnd"/>
+              <w:t>Port 80/tcp</w:t>
+            </w:r>
           </w:p>
         </w:tc>
         <w:tc>
@@ -7634,16 +8151,11 @@
         </w:sectPr>
       </w:pPr>
       <w:r>
-        <w:t xml:space="preserve">For </w:t>
-      </w:r>
-      <w:proofErr w:type="spellStart"/>
-      <w:r>
-        <w:t>examp</w:t>
+        <w:t>For examp</w:t>
       </w:r>
       <w:r>
         <w:t>e</w:t>
       </w:r>
-      <w:proofErr w:type="spellEnd"/>
     </w:p>
     <w:p/>
     <w:p/>
@@ -7659,11 +8171,11 @@
         </w:tabs>
         <w:spacing w:before="219"/>
       </w:pPr>
-      <w:bookmarkStart w:id="16" w:name="_TOC_250004"/>
+      <w:bookmarkStart w:id="17" w:name="_TOC_250004"/>
       <w:r>
         <w:t xml:space="preserve"> </w:t>
       </w:r>
-      <w:bookmarkStart w:id="17" w:name="_Toc232082207"/>
+      <w:bookmarkStart w:id="18" w:name="_Toc232090819"/>
       <w:r>
         <w:t>Identify</w:t>
       </w:r>
@@ -7682,14 +8194,14 @@
         </w:rPr>
         <w:t xml:space="preserve"> </w:t>
       </w:r>
-      <w:bookmarkEnd w:id="16"/>
+      <w:bookmarkEnd w:id="17"/>
       <w:r>
         <w:rPr>
           <w:spacing w:val="-2"/>
         </w:rPr>
         <w:t>Version</w:t>
       </w:r>
-      <w:bookmarkEnd w:id="17"/>
+      <w:bookmarkEnd w:id="18"/>
     </w:p>
     <w:p>
       <w:pPr>
@@ -7762,14 +8274,14 @@
           <w:noProof/>
         </w:rPr>
       </w:pPr>
-      <w:bookmarkStart w:id="18" w:name="_Toc232082208"/>
+      <w:bookmarkStart w:id="19" w:name="_Toc232090820"/>
       <w:r>
         <w:rPr>
           <w:noProof/>
         </w:rPr>
         <w:t>Results</w:t>
       </w:r>
-      <w:bookmarkEnd w:id="18"/>
+      <w:bookmarkEnd w:id="19"/>
       <w:r>
         <w:rPr>
           <w:noProof/>
@@ -8013,7 +8525,7 @@
                     </pic:cNvPicPr>
                   </pic:nvPicPr>
                   <pic:blipFill>
-                    <a:blip r:embed="rId14">
+                    <a:blip r:embed="rId15">
                       <a:extLst>
                         <a:ext uri="{28A0092B-C50C-407E-A947-70E740481C1C}">
                           <a14:useLocalDpi xmlns:a14="http://schemas.microsoft.com/office/drawing/2010/main" val="0"/>
@@ -8087,8 +8599,8 @@
           <w:tab w:val="left" w:pos="541"/>
         </w:tabs>
       </w:pPr>
-      <w:bookmarkStart w:id="19" w:name="_TOC_250003"/>
-      <w:bookmarkStart w:id="20" w:name="_Toc232082209"/>
+      <w:bookmarkStart w:id="20" w:name="_TOC_250003"/>
+      <w:bookmarkStart w:id="21" w:name="_Toc232090821"/>
       <w:r>
         <w:t>Detect</w:t>
       </w:r>
@@ -8107,14 +8619,14 @@
         </w:rPr>
         <w:t xml:space="preserve"> </w:t>
       </w:r>
-      <w:bookmarkEnd w:id="19"/>
+      <w:bookmarkEnd w:id="20"/>
       <w:r>
         <w:rPr>
           <w:spacing w:val="-2"/>
         </w:rPr>
         <w:t>Services</w:t>
       </w:r>
-      <w:bookmarkEnd w:id="20"/>
+      <w:bookmarkEnd w:id="21"/>
     </w:p>
     <w:p>
       <w:pPr>
@@ -8180,21 +8692,7 @@
         <w:rPr>
           <w:rFonts w:ascii="Arial MT"/>
         </w:rPr>
-        <w:t>(-</w:t>
-      </w:r>
-      <w:proofErr w:type="spellStart"/>
-      <w:r>
-        <w:rPr>
-          <w:rFonts w:ascii="Arial MT"/>
-        </w:rPr>
-        <w:t>sV</w:t>
-      </w:r>
-      <w:proofErr w:type="spellEnd"/>
-      <w:r>
-        <w:rPr>
-          <w:rFonts w:ascii="Arial MT"/>
-        </w:rPr>
-        <w:t>)</w:t>
+        <w:t>(-sV)</w:t>
       </w:r>
       <w:r>
         <w:rPr>
@@ -8434,18 +8932,8 @@
                 <w:spacing w:val="-2"/>
                 <w:sz w:val="20"/>
               </w:rPr>
-              <w:t>80/</w:t>
-            </w:r>
-            <w:proofErr w:type="spellStart"/>
-            <w:r>
-              <w:rPr>
-                <w:rFonts w:ascii="Arial MT"/>
-                <w:spacing w:val="-2"/>
-                <w:sz w:val="20"/>
-              </w:rPr>
-              <w:t>tcp</w:t>
-            </w:r>
-            <w:proofErr w:type="spellEnd"/>
+              <w:t>80/tcp</w:t>
+            </w:r>
           </w:p>
         </w:tc>
         <w:tc>
@@ -8503,18 +8991,8 @@
                 <w:spacing w:val="-2"/>
                 <w:sz w:val="20"/>
               </w:rPr>
-              <w:t>135//</w:t>
-            </w:r>
-            <w:proofErr w:type="spellStart"/>
-            <w:r>
-              <w:rPr>
-                <w:rFonts w:ascii="Arial MT"/>
-                <w:spacing w:val="-2"/>
-                <w:sz w:val="20"/>
-              </w:rPr>
-              <w:t>tcp</w:t>
-            </w:r>
-            <w:proofErr w:type="spellEnd"/>
+              <w:t>135//tcp</w:t>
+            </w:r>
           </w:p>
         </w:tc>
         <w:tc>
@@ -8534,7 +9012,6 @@
                 <w:sz w:val="20"/>
               </w:rPr>
             </w:pPr>
-            <w:proofErr w:type="spellStart"/>
             <w:r>
               <w:rPr>
                 <w:rFonts w:ascii="Arial MT"/>
@@ -8542,7 +9019,6 @@
               </w:rPr>
               <w:t>Msrpc</w:t>
             </w:r>
-            <w:proofErr w:type="spellEnd"/>
           </w:p>
         </w:tc>
       </w:tr>
@@ -8573,18 +9049,8 @@
                 <w:spacing w:val="-2"/>
                 <w:sz w:val="20"/>
               </w:rPr>
-              <w:t>80800//</w:t>
-            </w:r>
-            <w:proofErr w:type="spellStart"/>
-            <w:r>
-              <w:rPr>
-                <w:rFonts w:ascii="Arial MT"/>
-                <w:spacing w:val="-2"/>
-                <w:sz w:val="20"/>
-              </w:rPr>
-              <w:t>tcp</w:t>
-            </w:r>
-            <w:proofErr w:type="spellEnd"/>
+              <w:t>80800//tcp</w:t>
+            </w:r>
           </w:p>
         </w:tc>
         <w:tc>
@@ -8656,7 +9122,7 @@
                     </pic:cNvPicPr>
                   </pic:nvPicPr>
                   <pic:blipFill>
-                    <a:blip r:embed="rId14">
+                    <a:blip r:embed="rId15">
                       <a:extLst>
                         <a:ext uri="{28A0092B-C50C-407E-A947-70E740481C1C}">
                           <a14:useLocalDpi xmlns:a14="http://schemas.microsoft.com/office/drawing/2010/main" val="0"/>
@@ -8689,7 +9155,7 @@
       </w:r>
     </w:p>
     <w:p>
-      <w:bookmarkStart w:id="21" w:name="_TOC_250002"/>
+      <w:bookmarkStart w:id="22" w:name="_TOC_250002"/>
     </w:p>
     <w:p/>
     <w:p/>
@@ -8705,7 +9171,7 @@
     <w:p/>
     <w:p/>
     <w:p/>
-    <w:bookmarkEnd w:id="21"/>
+    <w:bookmarkEnd w:id="22"/>
     <w:p>
       <w:pPr>
         <w:pStyle w:val="Heading2"/>
@@ -8738,19 +9204,19 @@
         </w:tabs>
         <w:ind w:left="541" w:hanging="469"/>
       </w:pPr>
-      <w:bookmarkStart w:id="22" w:name="_TOC_250001"/>
-      <w:bookmarkStart w:id="23" w:name="_Toc232082210"/>
+      <w:bookmarkStart w:id="23" w:name="_TOC_250001"/>
+      <w:bookmarkStart w:id="24" w:name="_Toc232090822"/>
       <w:r>
         <w:t xml:space="preserve">Detect </w:t>
       </w:r>
-      <w:bookmarkEnd w:id="22"/>
+      <w:bookmarkEnd w:id="23"/>
       <w:r>
         <w:rPr>
           <w:spacing w:val="-2"/>
         </w:rPr>
         <w:t>Vulnerabilities</w:t>
       </w:r>
-      <w:bookmarkEnd w:id="23"/>
+      <w:bookmarkEnd w:id="24"/>
     </w:p>
     <w:p>
       <w:pPr>
@@ -8903,19 +9369,11 @@
         </w:rPr>
         <w:t xml:space="preserve"> </w:t>
       </w:r>
-      <w:proofErr w:type="spellStart"/>
-      <w:r>
-        <w:rPr>
-          <w:rFonts w:ascii="Arial MT"/>
-        </w:rPr>
-        <w:t>nmap</w:t>
-      </w:r>
-      <w:proofErr w:type="spellEnd"/>
-      <w:r>
-        <w:rPr>
-          <w:rFonts w:ascii="Arial MT"/>
-        </w:rPr>
-        <w:t xml:space="preserve"> --script vuln. Scripts targeted common SMB and Windows vulnerabilities.</w:t>
+      <w:r>
+        <w:rPr>
+          <w:rFonts w:ascii="Arial MT"/>
+        </w:rPr>
+        <w:t>nmap --script vuln. Scripts targeted common SMB and Windows vulnerabilities.</w:t>
       </w:r>
     </w:p>
     <w:p>
@@ -8966,7 +9424,7 @@
                     <pic:cNvPicPr/>
                   </pic:nvPicPr>
                   <pic:blipFill>
-                    <a:blip r:embed="rId15" cstate="print"/>
+                    <a:blip r:embed="rId16" cstate="print"/>
                     <a:stretch>
                       <a:fillRect/>
                     </a:stretch>
@@ -9020,12 +9478,12 @@
     <w:p/>
     <w:p/>
     <w:p/>
+    <w:bookmarkStart w:id="25" w:name="_Toc232090823"/>
     <w:p>
       <w:pPr>
         <w:pStyle w:val="Heading2"/>
         <w:ind w:left="0"/>
       </w:pPr>
-      <w:bookmarkStart w:id="24" w:name="_Toc232082211"/>
       <w:r>
         <w:rPr>
           <w:b w:val="0"/>
@@ -9139,11 +9597,7 @@
           </mc:Choice>
           <mc:Fallback>
             <w:pict>
-              <v:shapetype w14:anchorId="69BFF1FD" id="_x0000_t202" coordsize="21600,21600" o:spt="202" path="m,l,21600r21600,l21600,xe">
-                <v:stroke joinstyle="miter"/>
-                <v:path gradientshapeok="t" o:connecttype="rect"/>
-              </v:shapetype>
-              <v:shape id="Textbox 14" o:spid="_x0000_s1026" type="#_x0000_t202" style="position:absolute;margin-left:57.6pt;margin-top:16.1pt;width:466.8pt;height:123.6pt;z-index:-15711744;visibility:visible;mso-wrap-style:square;mso-width-percent:0;mso-height-percent:0;mso-wrap-distance-left:0;mso-wrap-distance-top:0;mso-wrap-distance-right:0;mso-wrap-distance-bottom:0;mso-position-horizontal:absolute;mso-position-horizontal-relative:page;mso-position-vertical:absolute;mso-position-vertical-relative:text;mso-width-percent:0;mso-height-percent:0;mso-width-relative:margin;mso-height-relative:margin;v-text-anchor:top" o:gfxdata="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" filled="f" strokecolor="white [3212]" strokeweight=".48pt">
+              <v:shape w14:anchorId="69BFF1FD" id="Textbox 14" o:spid="_x0000_s1027" type="#_x0000_t202" style="position:absolute;margin-left:57.6pt;margin-top:16.1pt;width:466.8pt;height:123.6pt;z-index:-15711744;visibility:visible;mso-wrap-style:square;mso-width-percent:0;mso-height-percent:0;mso-wrap-distance-left:0;mso-wrap-distance-top:0;mso-wrap-distance-right:0;mso-wrap-distance-bottom:0;mso-position-horizontal:absolute;mso-position-horizontal-relative:page;mso-position-vertical:absolute;mso-position-vertical-relative:text;mso-width-percent:0;mso-height-percent:0;mso-width-relative:margin;mso-height-relative:margin;v-text-anchor:top" o:gfxdata="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" filled="f" strokecolor="white [3212]" strokeweight=".48pt">
                 <v:path arrowok="t"/>
                 <v:textbox inset="0,0,0,0">
                   <w:txbxContent>
@@ -9238,7 +9692,7 @@
         </w:rPr>
         <w:t>2)</w:t>
       </w:r>
-      <w:bookmarkEnd w:id="24"/>
+      <w:bookmarkEnd w:id="25"/>
     </w:p>
     <w:p>
       <w:pPr>
@@ -9283,8 +9737,8 @@
           <w:u w:val="none"/>
         </w:rPr>
       </w:pPr>
-      <w:bookmarkStart w:id="25" w:name="_TOC_250000"/>
-      <w:bookmarkStart w:id="26" w:name="_Toc232082212"/>
+      <w:bookmarkStart w:id="26" w:name="_TOC_250000"/>
+      <w:bookmarkStart w:id="27" w:name="_Toc232090824"/>
       <w:r>
         <w:rPr>
           <w:u w:val="none"/>
@@ -9299,7 +9753,6 @@
         </w:rPr>
         <w:t xml:space="preserve"> </w:t>
       </w:r>
-      <w:proofErr w:type="gramStart"/>
       <w:r>
         <w:rPr>
           <w:u w:val="none"/>
@@ -9310,9 +9763,8 @@
         <w:rPr>
           <w:u w:val="none"/>
         </w:rPr>
-        <w:t>:Passive</w:t>
-      </w:r>
-      <w:proofErr w:type="gramEnd"/>
+        <w:t>: Passive</w:t>
+      </w:r>
       <w:r>
         <w:rPr>
           <w:spacing w:val="-5"/>
@@ -9359,28 +9811,20 @@
         </w:rPr>
         <w:t xml:space="preserve"> </w:t>
       </w:r>
-      <w:bookmarkEnd w:id="25"/>
+      <w:bookmarkEnd w:id="26"/>
       <w:r>
         <w:rPr>
           <w:u w:val="none"/>
         </w:rPr>
-        <w:t xml:space="preserve">mount </w:t>
-      </w:r>
-      <w:proofErr w:type="spellStart"/>
+        <w:t>Mount Kenya</w:t>
+      </w:r>
       <w:r>
         <w:rPr>
           <w:u w:val="none"/>
         </w:rPr>
-        <w:t>kenya</w:t>
-      </w:r>
-      <w:proofErr w:type="spellEnd"/>
-      <w:r>
-        <w:rPr>
-          <w:u w:val="none"/>
-        </w:rPr>
         <w:t xml:space="preserve"> university</w:t>
       </w:r>
-      <w:bookmarkEnd w:id="26"/>
+      <w:bookmarkEnd w:id="27"/>
     </w:p>
     <w:p>
       <w:pPr>
@@ -9543,21 +9987,7 @@
               <w:rPr>
                 <w:rFonts w:ascii="Arial MT"/>
               </w:rPr>
-              <w:t xml:space="preserve">Mount </w:t>
-            </w:r>
-            <w:proofErr w:type="spellStart"/>
-            <w:r>
-              <w:rPr>
-                <w:rFonts w:ascii="Arial MT"/>
-              </w:rPr>
-              <w:t>kenya</w:t>
-            </w:r>
-            <w:proofErr w:type="spellEnd"/>
-            <w:r>
-              <w:rPr>
-                <w:rFonts w:ascii="Arial MT"/>
-              </w:rPr>
-              <w:t xml:space="preserve"> university</w:t>
+              <w:t>Mount kenya university</w:t>
             </w:r>
           </w:p>
         </w:tc>
@@ -9698,13 +10128,8 @@
               </w:rPr>
               <w:t xml:space="preserve">, </w:t>
             </w:r>
-            <w:proofErr w:type="spellStart"/>
-            <w:r>
-              <w:t>MXToolbox</w:t>
-            </w:r>
-            <w:proofErr w:type="spellEnd"/>
-            <w:r>
-              <w:t xml:space="preserve"> DNS Lookup</w:t>
+            <w:r>
+              <w:t>MXToolbox DNS Lookup</w:t>
             </w:r>
           </w:p>
           <w:p>
@@ -9787,21 +10212,7 @@
               <w:rPr>
                 <w:rFonts w:ascii="Arial MT" w:hAnsi="Arial MT"/>
               </w:rPr>
-              <w:t xml:space="preserve">mount </w:t>
-            </w:r>
-            <w:proofErr w:type="spellStart"/>
-            <w:r>
-              <w:rPr>
-                <w:rFonts w:ascii="Arial MT" w:hAnsi="Arial MT"/>
-              </w:rPr>
-              <w:t>kenya</w:t>
-            </w:r>
-            <w:proofErr w:type="spellEnd"/>
-            <w:r>
-              <w:rPr>
-                <w:rFonts w:ascii="Arial MT" w:hAnsi="Arial MT"/>
-              </w:rPr>
-              <w:t xml:space="preserve"> university </w:t>
+              <w:t xml:space="preserve">mount kenya university </w:t>
             </w:r>
             <w:r>
               <w:rPr>
@@ -9836,22 +10247,14 @@
       <w:pPr>
         <w:pStyle w:val="Heading2"/>
       </w:pPr>
-      <w:bookmarkStart w:id="27" w:name="_Toc232082213"/>
+      <w:bookmarkStart w:id="28" w:name="_Toc232090825"/>
       <w:r>
         <w:t xml:space="preserve">3.1 </w:t>
       </w:r>
       <w:r>
-        <w:t xml:space="preserve">Domain and </w:t>
-      </w:r>
-      <w:proofErr w:type="spellStart"/>
-      <w:r>
-        <w:t>Registra</w:t>
-      </w:r>
-      <w:proofErr w:type="spellEnd"/>
-      <w:r>
-        <w:t xml:space="preserve"> information</w:t>
-      </w:r>
-      <w:bookmarkEnd w:id="27"/>
+        <w:t>Domain and Registra information</w:t>
+      </w:r>
+      <w:bookmarkEnd w:id="28"/>
       <w:r>
         <w:t xml:space="preserve"> </w:t>
       </w:r>
@@ -9924,7 +10327,7 @@
                     </pic:cNvPicPr>
                   </pic:nvPicPr>
                   <pic:blipFill>
-                    <a:blip r:embed="rId16">
+                    <a:blip r:embed="rId17">
                       <a:extLst>
                         <a:ext uri="{28A0092B-C50C-407E-A947-70E740481C1C}">
                           <a14:useLocalDpi xmlns:a14="http://schemas.microsoft.com/office/drawing/2010/main" val="0"/>
@@ -9974,7 +10377,7 @@
       <w:pPr>
         <w:pStyle w:val="Heading2"/>
       </w:pPr>
-      <w:bookmarkStart w:id="28" w:name="_Toc232082214"/>
+      <w:bookmarkStart w:id="29" w:name="_Toc232090826"/>
       <w:r>
         <w:t>3.</w:t>
       </w:r>
@@ -9984,7 +10387,7 @@
       <w:r>
         <w:t xml:space="preserve"> DNS Records</w:t>
       </w:r>
-      <w:bookmarkEnd w:id="28"/>
+      <w:bookmarkEnd w:id="29"/>
       <w:r>
         <w:t xml:space="preserve"> </w:t>
       </w:r>
@@ -10001,7 +10404,6 @@
           <w:bCs/>
         </w:rPr>
       </w:pPr>
-      <w:proofErr w:type="spellStart"/>
       <w:r>
         <w:rPr>
           <w:b/>
@@ -10009,7 +10411,6 @@
         </w:rPr>
         <w:t>DiscoveryTool</w:t>
       </w:r>
-      <w:proofErr w:type="spellEnd"/>
       <w:r>
         <w:rPr>
           <w:b/>
@@ -10030,30 +10431,14 @@
           <w:b/>
           <w:bCs/>
         </w:rPr>
-        <w:t xml:space="preserve"> </w:t>
-      </w:r>
-      <w:proofErr w:type="spellStart"/>
+        <w:t xml:space="preserve"> M</w:t>
+      </w:r>
       <w:r>
         <w:rPr>
           <w:b/>
           <w:bCs/>
         </w:rPr>
-        <w:t>M</w:t>
-      </w:r>
-      <w:r>
-        <w:rPr>
-          <w:b/>
-          <w:bCs/>
-        </w:rPr>
-        <w:t>XToolbox</w:t>
-      </w:r>
-      <w:proofErr w:type="spellEnd"/>
-      <w:r>
-        <w:rPr>
-          <w:b/>
-          <w:bCs/>
-        </w:rPr>
-        <w:t xml:space="preserve"> DNS Lookup</w:t>
+        <w:t>XToolbox DNS Lookup</w:t>
       </w:r>
     </w:p>
     <w:p>
@@ -10078,7 +10463,7 @@
           <w:noProof/>
         </w:rPr>
         <w:drawing>
-          <wp:inline distT="0" distB="0" distL="0" distR="0" wp14:anchorId="77C3F9B7" wp14:editId="7B625A83">
+          <wp:inline distT="0" distB="0" distL="0" distR="0" wp14:anchorId="77C3F9B7" wp14:editId="7BC8E0F6">
             <wp:extent cx="6400800" cy="3446145"/>
             <wp:effectExtent l="0" t="0" r="0" b="1905"/>
             <wp:docPr id="867411658" name="Picture 11"/>
@@ -10095,7 +10480,7 @@
                     </pic:cNvPicPr>
                   </pic:nvPicPr>
                   <pic:blipFill>
-                    <a:blip r:embed="rId17" cstate="print">
+                    <a:blip r:embed="rId18" cstate="print">
                       <a:extLst>
                         <a:ext uri="{28A0092B-C50C-407E-A947-70E740481C1C}">
                           <a14:useLocalDpi xmlns:a14="http://schemas.microsoft.com/office/drawing/2010/main" val="0"/>
@@ -10140,7 +10525,7 @@
           <w:noProof/>
         </w:rPr>
       </w:pPr>
-      <w:bookmarkStart w:id="29" w:name="_Toc232082215"/>
+      <w:bookmarkStart w:id="30" w:name="_Toc232090827"/>
       <w:r>
         <w:rPr>
           <w:noProof/>
@@ -10163,7 +10548,7 @@
         </w:rPr>
         <w:t>Google Dorking</w:t>
       </w:r>
-      <w:bookmarkEnd w:id="29"/>
+      <w:bookmarkEnd w:id="30"/>
     </w:p>
     <w:p>
       <w:pPr>
@@ -10192,7 +10577,6 @@
         </w:rPr>
         <w:t xml:space="preserve">Tool </w:t>
       </w:r>
-      <w:proofErr w:type="gramStart"/>
       <w:r>
         <w:rPr>
           <w:b/>
@@ -10200,18 +10584,8 @@
           <w:sz w:val="28"/>
           <w:szCs w:val="28"/>
         </w:rPr>
-        <w:t xml:space="preserve">used </w:t>
-      </w:r>
-      <w:r>
-        <w:rPr>
-          <w:b/>
-          <w:bCs/>
-          <w:sz w:val="28"/>
-          <w:szCs w:val="28"/>
-        </w:rPr>
-        <w:t xml:space="preserve"> :</w:t>
-      </w:r>
-      <w:proofErr w:type="gramEnd"/>
+        <w:t>used:</w:t>
+      </w:r>
       <w:r>
         <w:rPr>
           <w:b/>
@@ -10277,7 +10651,7 @@
                     </pic:cNvPicPr>
                   </pic:nvPicPr>
                   <pic:blipFill rotWithShape="1">
-                    <a:blip r:embed="rId18" cstate="print">
+                    <a:blip r:embed="rId19" cstate="print">
                       <a:extLst>
                         <a:ext uri="{28A0092B-C50C-407E-A947-70E740481C1C}">
                           <a14:useLocalDpi xmlns:a14="http://schemas.microsoft.com/office/drawing/2010/main" val="0"/>
@@ -10318,7 +10692,7 @@
       <w:pPr>
         <w:pStyle w:val="Heading2"/>
       </w:pPr>
-      <w:bookmarkStart w:id="30" w:name="_Toc232082216"/>
+      <w:bookmarkStart w:id="31" w:name="_Toc232090828"/>
       <w:r>
         <w:lastRenderedPageBreak/>
         <w:t xml:space="preserve">3.5 </w:t>
@@ -10326,7 +10700,7 @@
       <w:r>
         <w:t>Certificate Transparency</w:t>
       </w:r>
-      <w:bookmarkEnd w:id="30"/>
+      <w:bookmarkEnd w:id="31"/>
     </w:p>
     <w:p>
       <w:pPr>
@@ -10357,16 +10731,14 @@
         </w:rPr>
         <w:t xml:space="preserve">Tool </w:t>
       </w:r>
-      <w:proofErr w:type="gramStart"/>
       <w:r>
         <w:rPr>
           <w:b/>
           <w:bCs/>
           <w:sz w:val="24"/>
         </w:rPr>
-        <w:t>used  :</w:t>
-      </w:r>
-      <w:proofErr w:type="gramEnd"/>
+        <w:t>used :</w:t>
+      </w:r>
       <w:r>
         <w:rPr>
           <w:b/>
@@ -10404,7 +10776,7 @@
           <w:noProof/>
         </w:rPr>
         <w:drawing>
-          <wp:anchor distT="0" distB="0" distL="114300" distR="114300" simplePos="0" relativeHeight="487602688" behindDoc="0" locked="0" layoutInCell="1" allowOverlap="1" wp14:anchorId="37FADCEA" wp14:editId="08493426">
+          <wp:anchor distT="0" distB="0" distL="114300" distR="114300" simplePos="0" relativeHeight="487602688" behindDoc="0" locked="0" layoutInCell="1" allowOverlap="1" wp14:anchorId="37FADCEA" wp14:editId="4753FACA">
             <wp:simplePos x="0" y="0"/>
             <wp:positionH relativeFrom="column">
               <wp:posOffset>-153035</wp:posOffset>
@@ -10437,7 +10809,7 @@
                     </pic:cNvPicPr>
                   </pic:nvPicPr>
                   <pic:blipFill>
-                    <a:blip r:embed="rId19" cstate="print">
+                    <a:blip r:embed="rId20" cstate="print">
                       <a:extLst>
                         <a:ext uri="{28A0092B-C50C-407E-A947-70E740481C1C}">
                           <a14:useLocalDpi xmlns:a14="http://schemas.microsoft.com/office/drawing/2010/main" val="0"/>
@@ -10558,14 +10930,14 @@
       <w:pPr>
         <w:pStyle w:val="Heading2"/>
       </w:pPr>
-      <w:bookmarkStart w:id="31" w:name="_Toc232082217"/>
+      <w:bookmarkStart w:id="32" w:name="_Toc232090829"/>
       <w:r>
         <w:t xml:space="preserve">3.6 </w:t>
       </w:r>
       <w:r>
         <w:t>Findings</w:t>
       </w:r>
-      <w:bookmarkEnd w:id="31"/>
+      <w:bookmarkEnd w:id="32"/>
       <w:r>
         <w:t xml:space="preserve"> </w:t>
       </w:r>
@@ -10770,7 +11142,6 @@
                 <w:sz w:val="24"/>
               </w:rPr>
             </w:pPr>
-            <w:proofErr w:type="spellStart"/>
             <w:r>
               <w:rPr>
                 <w:b/>
@@ -10779,7 +11150,6 @@
               </w:rPr>
               <w:t>MXToolbox</w:t>
             </w:r>
-            <w:proofErr w:type="spellEnd"/>
           </w:p>
         </w:tc>
         <w:tc>
@@ -10920,14 +11290,14 @@
       <w:pPr>
         <w:pStyle w:val="Heading2"/>
       </w:pPr>
-      <w:bookmarkStart w:id="32" w:name="_Toc232082218"/>
+      <w:bookmarkStart w:id="33" w:name="_Toc232090830"/>
       <w:r>
         <w:t xml:space="preserve">3.7 </w:t>
       </w:r>
       <w:r>
         <w:t>Analysis</w:t>
       </w:r>
-      <w:bookmarkEnd w:id="32"/>
+      <w:bookmarkEnd w:id="33"/>
     </w:p>
     <w:p>
       <w:pPr>
@@ -11088,14 +11458,14 @@
       <w:pPr>
         <w:pStyle w:val="Heading2"/>
       </w:pPr>
-      <w:bookmarkStart w:id="33" w:name="_Toc232082219"/>
+      <w:bookmarkStart w:id="34" w:name="_Toc232090831"/>
       <w:r>
         <w:t xml:space="preserve">3.8 </w:t>
       </w:r>
       <w:r>
         <w:t>Conclusion</w:t>
       </w:r>
-      <w:bookmarkEnd w:id="33"/>
+      <w:bookmarkEnd w:id="34"/>
     </w:p>
     <w:p>
       <w:pPr>
@@ -11153,12 +11523,48 @@
     <w:p>
       <w:pPr>
         <w:pStyle w:val="Heading2"/>
-      </w:pPr>
-      <w:bookmarkStart w:id="34" w:name="_Toc232082220"/>
-      <w:r>
-        <w:t>Week 3 Student reflection</w:t>
-      </w:r>
-      <w:bookmarkEnd w:id="34"/>
+        <w:ind w:left="0"/>
+      </w:pPr>
+      <w:bookmarkStart w:id="35" w:name="_Toc232090832"/>
+      <w:r>
+        <w:t>Student</w:t>
+      </w:r>
+      <w:r>
+        <w:rPr>
+          <w:spacing w:val="-6"/>
+        </w:rPr>
+        <w:t xml:space="preserve"> </w:t>
+      </w:r>
+      <w:r>
+        <w:t>Reflection</w:t>
+      </w:r>
+      <w:r>
+        <w:rPr>
+          <w:spacing w:val="-6"/>
+        </w:rPr>
+        <w:t xml:space="preserve"> </w:t>
+      </w:r>
+      <w:r>
+        <w:t>(Week</w:t>
+      </w:r>
+      <w:r>
+        <w:rPr>
+          <w:spacing w:val="-6"/>
+        </w:rPr>
+        <w:t xml:space="preserve"> </w:t>
+      </w:r>
+      <w:r>
+        <w:rPr>
+          <w:spacing w:val="-5"/>
+        </w:rPr>
+        <w:t>4)</w:t>
+      </w:r>
+      <w:bookmarkEnd w:id="35"/>
+    </w:p>
+    <w:p>
+      <w:pPr>
+        <w:pStyle w:val="Heading2"/>
+      </w:pPr>
     </w:p>
     <w:p>
       <w:pPr>
@@ -11170,35 +11576,7 @@
         <w:rPr>
           <w:sz w:val="24"/>
         </w:rPr>
-        <w:t xml:space="preserve">During Week 3, I learned how to perform Passive OSINT reconnaissance by collecting information from publicly available sources without directly interacting with the target system. Using tools such as Google Search, WHOIS Lookup, </w:t>
-      </w:r>
-      <w:proofErr w:type="spellStart"/>
-      <w:r>
-        <w:rPr>
-          <w:sz w:val="24"/>
-        </w:rPr>
-        <w:t>MXToolbox</w:t>
-      </w:r>
-      <w:proofErr w:type="spellEnd"/>
-      <w:r>
-        <w:rPr>
-          <w:sz w:val="24"/>
-        </w:rPr>
-        <w:t xml:space="preserve">, and </w:t>
-      </w:r>
-      <w:proofErr w:type="spellStart"/>
-      <w:r>
-        <w:rPr>
-          <w:sz w:val="24"/>
-        </w:rPr>
-        <w:t>BuiltWith</w:t>
-      </w:r>
-      <w:proofErr w:type="spellEnd"/>
-      <w:r>
-        <w:rPr>
-          <w:sz w:val="24"/>
-        </w:rPr>
-        <w:t>, I gathered information about Mount Kenya University’s online presence. This exercise helped me understand the importance of information gathering in cybersecurity and the difference between passive and active reconnaissance techniques.</w:t>
+        <w:t>During Week 3, I learned how to perform Passive OSINT reconnaissance by collecting information from publicly available sources without directly interacting with the target system. Using tools such as Google Search, WHOIS Lookup, MXToolbox, and BuiltWith, I gathered information about Mount Kenya University’s online presence. This exercise helped me understand the importance of information gathering in cybersecurity and the difference between passive and active reconnaissance techniques.</w:t>
       </w:r>
     </w:p>
     <w:p>
@@ -11240,7 +11618,7 @@
           <w:u w:val="none"/>
         </w:rPr>
       </w:pPr>
-      <w:bookmarkStart w:id="35" w:name="_Toc232082221"/>
+      <w:bookmarkStart w:id="36" w:name="_Toc232090833"/>
       <w:r>
         <w:rPr>
           <w:u w:val="none"/>
@@ -11294,7 +11672,7 @@
         </w:rPr>
         <w:t>Web Application</w:t>
       </w:r>
-      <w:bookmarkEnd w:id="35"/>
+      <w:bookmarkEnd w:id="36"/>
     </w:p>
     <w:p>
       <w:pPr>
@@ -11322,11 +11700,11 @@
       <w:pPr>
         <w:pStyle w:val="Heading2"/>
       </w:pPr>
-      <w:bookmarkStart w:id="36" w:name="_Toc232082222"/>
-      <w:r>
-        <w:t>Sample Objective</w:t>
-      </w:r>
-      <w:bookmarkEnd w:id="36"/>
+      <w:bookmarkStart w:id="37" w:name="_Toc232090834"/>
+      <w:r>
+        <w:t>Objective</w:t>
+      </w:r>
+      <w:bookmarkEnd w:id="37"/>
     </w:p>
     <w:p>
       <w:r>
@@ -11348,11 +11726,11 @@
       <w:r>
         <w:t xml:space="preserve"> </w:t>
       </w:r>
-      <w:bookmarkStart w:id="37" w:name="_Toc232082223"/>
+      <w:bookmarkStart w:id="38" w:name="_Toc232090835"/>
       <w:r>
         <w:t>Tools used</w:t>
       </w:r>
-      <w:bookmarkEnd w:id="37"/>
+      <w:bookmarkEnd w:id="38"/>
       <w:r>
         <w:t xml:space="preserve">   </w:t>
       </w:r>
@@ -11397,23 +11775,13 @@
           <w:szCs w:val="24"/>
         </w:rPr>
       </w:pPr>
-      <w:proofErr w:type="spellStart"/>
       <w:r>
         <w:rPr>
           <w:rFonts w:ascii="Arial" w:eastAsia="Arial" w:hAnsi="Arial" w:cs="Arial"/>
           <w:sz w:val="24"/>
           <w:szCs w:val="24"/>
         </w:rPr>
-        <w:t>Nikto</w:t>
-      </w:r>
-      <w:proofErr w:type="spellEnd"/>
-      <w:r>
-        <w:rPr>
-          <w:rFonts w:ascii="Arial" w:eastAsia="Arial" w:hAnsi="Arial" w:cs="Arial"/>
-          <w:sz w:val="24"/>
-          <w:szCs w:val="24"/>
-        </w:rPr>
-        <w:t xml:space="preserve"> </w:t>
+        <w:t xml:space="preserve">Nikto </w:t>
       </w:r>
     </w:p>
     <w:p>
@@ -11460,6 +11828,645 @@
           <w:szCs w:val="24"/>
         </w:rPr>
       </w:pPr>
+    </w:p>
+    <w:p>
+      <w:pPr>
+        <w:pStyle w:val="Heading2"/>
+      </w:pPr>
+      <w:bookmarkStart w:id="39" w:name="_Toc232090836"/>
+      <w:r>
+        <w:t>5</w:t>
+      </w:r>
+      <w:r>
+        <w:t>.1 Network and Service Discovery</w:t>
+      </w:r>
+      <w:bookmarkEnd w:id="39"/>
+    </w:p>
+    <w:p>
+      <w:pPr>
+        <w:rPr>
+          <w:sz w:val="24"/>
+          <w:szCs w:val="24"/>
+        </w:rPr>
+      </w:pPr>
+      <w:r>
+        <w:rPr>
+          <w:b/>
+          <w:bCs/>
+          <w:sz w:val="24"/>
+          <w:szCs w:val="24"/>
+        </w:rPr>
+        <w:t>Tool Used:</w:t>
+      </w:r>
+      <w:r>
+        <w:rPr>
+          <w:sz w:val="24"/>
+          <w:szCs w:val="24"/>
+        </w:rPr>
+        <w:t xml:space="preserve"> Nmap</w:t>
+      </w:r>
+    </w:p>
+    <w:p>
+      <w:pPr>
+        <w:rPr>
+          <w:sz w:val="24"/>
+          <w:szCs w:val="24"/>
+        </w:rPr>
+      </w:pPr>
+    </w:p>
+    <w:p>
+      <w:pPr>
+        <w:rPr>
+          <w:b/>
+          <w:bCs/>
+          <w:sz w:val="24"/>
+          <w:szCs w:val="24"/>
+        </w:rPr>
+      </w:pPr>
+      <w:r>
+        <w:rPr>
+          <w:b/>
+          <w:bCs/>
+          <w:sz w:val="24"/>
+          <w:szCs w:val="24"/>
+        </w:rPr>
+        <w:t>Command Executed:</w:t>
+      </w:r>
+    </w:p>
+    <w:p>
+      <w:pPr>
+        <w:rPr>
+          <w:sz w:val="24"/>
+          <w:szCs w:val="24"/>
+        </w:rPr>
+      </w:pPr>
+    </w:p>
+    <w:p>
+      <w:pPr>
+        <w:rPr>
+          <w:sz w:val="24"/>
+          <w:szCs w:val="24"/>
+        </w:rPr>
+      </w:pPr>
+      <w:r>
+        <w:rPr>
+          <w:sz w:val="24"/>
+          <w:szCs w:val="24"/>
+        </w:rPr>
+        <w:t>nmap -sV 10.7.70.136</w:t>
+      </w:r>
+    </w:p>
+    <w:p>
+      <w:pPr>
+        <w:rPr>
+          <w:sz w:val="24"/>
+          <w:szCs w:val="24"/>
+        </w:rPr>
+      </w:pPr>
+    </w:p>
+    <w:p>
+      <w:pPr>
+        <w:pStyle w:val="Heading2"/>
+      </w:pPr>
+      <w:bookmarkStart w:id="40" w:name="_Toc232090837"/>
+      <w:r>
+        <w:t>5.</w:t>
+      </w:r>
+      <w:r>
+        <w:t>1.1</w:t>
+      </w:r>
+      <w:r>
+        <w:t xml:space="preserve"> </w:t>
+      </w:r>
+      <w:r>
+        <w:t>Objective:</w:t>
+      </w:r>
+      <w:bookmarkEnd w:id="40"/>
+    </w:p>
+    <w:p>
+      <w:r>
+        <w:br/>
+      </w:r>
+      <w:r>
+        <w:t>To identify active network services and technologies supporting the Tsavo Water Delivery System hosted on the local server.</w:t>
+      </w:r>
+    </w:p>
+    <w:p>
+      <w:pPr>
+        <w:pStyle w:val="Heading2"/>
+      </w:pPr>
+    </w:p>
+    <w:p>
+      <w:pPr>
+        <w:pStyle w:val="Heading2"/>
+      </w:pPr>
+      <w:bookmarkStart w:id="41" w:name="_Toc232090838"/>
+      <w:r>
+        <w:t>5.</w:t>
+      </w:r>
+      <w:r>
+        <w:t>1.2</w:t>
+      </w:r>
+      <w:r>
+        <w:t xml:space="preserve"> </w:t>
+      </w:r>
+      <w:r>
+        <w:t>Results</w:t>
+      </w:r>
+      <w:bookmarkEnd w:id="41"/>
+    </w:p>
+    <w:p>
+      <w:pPr>
+        <w:rPr>
+          <w:b/>
+          <w:bCs/>
+        </w:rPr>
+      </w:pPr>
+    </w:p>
+    <w:p>
+      <w:pPr>
+        <w:rPr>
+          <w:b/>
+          <w:bCs/>
+        </w:rPr>
+      </w:pPr>
+    </w:p>
+    <w:p>
+      <w:r>
+        <w:br/>
+      </w:r>
+      <w:r>
+        <w:rPr>
+          <w:noProof/>
+        </w:rPr>
+        <w:drawing>
+          <wp:inline distT="0" distB="0" distL="0" distR="0" wp14:anchorId="68A6D1CE" wp14:editId="4F88D06C">
+            <wp:extent cx="6400800" cy="3130550"/>
+            <wp:effectExtent l="0" t="0" r="0" b="0"/>
+            <wp:docPr id="577269804" name="Picture 3"/>
+            <wp:cNvGraphicFramePr>
+              <a:graphicFrameLocks xmlns:a="http://schemas.openxmlformats.org/drawingml/2006/main" noChangeAspect="1"/>
+            </wp:cNvGraphicFramePr>
+            <a:graphic xmlns:a="http://schemas.openxmlformats.org/drawingml/2006/main">
+              <a:graphicData uri="http://schemas.openxmlformats.org/drawingml/2006/picture">
+                <pic:pic xmlns:pic="http://schemas.openxmlformats.org/drawingml/2006/picture">
+                  <pic:nvPicPr>
+                    <pic:cNvPr id="0" name="Picture 2"/>
+                    <pic:cNvPicPr>
+                      <a:picLocks noChangeAspect="1" noChangeArrowheads="1"/>
+                    </pic:cNvPicPr>
+                  </pic:nvPicPr>
+                  <pic:blipFill>
+                    <a:blip r:embed="rId21">
+                      <a:extLst>
+                        <a:ext uri="{28A0092B-C50C-407E-A947-70E740481C1C}">
+                          <a14:useLocalDpi xmlns:a14="http://schemas.microsoft.com/office/drawing/2010/main" val="0"/>
+                        </a:ext>
+                      </a:extLst>
+                    </a:blip>
+                    <a:srcRect/>
+                    <a:stretch>
+                      <a:fillRect/>
+                    </a:stretch>
+                  </pic:blipFill>
+                  <pic:spPr bwMode="auto">
+                    <a:xfrm>
+                      <a:off x="0" y="0"/>
+                      <a:ext cx="6400800" cy="3130550"/>
+                    </a:xfrm>
+                    <a:prstGeom prst="rect">
+                      <a:avLst/>
+                    </a:prstGeom>
+                    <a:noFill/>
+                    <a:ln>
+                      <a:noFill/>
+                    </a:ln>
+                  </pic:spPr>
+                </pic:pic>
+              </a:graphicData>
+            </a:graphic>
+          </wp:inline>
+        </w:drawing>
+      </w:r>
+    </w:p>
+    <w:p/>
+    <w:p/>
+    <w:p/>
+    <w:p/>
+    <w:p>
+      <w:pPr>
+        <w:rPr>
+          <w:sz w:val="24"/>
+          <w:szCs w:val="24"/>
+        </w:rPr>
+      </w:pPr>
+    </w:p>
+    <w:p>
+      <w:r>
+        <w:t>The scan identified seven open TCP ports. The web application was hosted on Apache HTTP Server version 2.4.54 with PHP 8.1.10. MySQL database services were detected on port 3306. Additional Windows networking services including RPC, NetBIOS, and SMB were also identified. An Nginx web server was detected on port 8080.</w:t>
+      </w:r>
+    </w:p>
+    <w:p/>
+    <w:p>
+      <w:pPr>
+        <w:rPr>
+          <w:b/>
+          <w:bCs/>
+        </w:rPr>
+      </w:pPr>
+      <w:r>
+        <w:rPr>
+          <w:b/>
+          <w:bCs/>
+        </w:rPr>
+        <w:t>5.</w:t>
+      </w:r>
+      <w:r>
+        <w:rPr>
+          <w:b/>
+          <w:bCs/>
+        </w:rPr>
+        <w:t>1.3</w:t>
+      </w:r>
+      <w:r>
+        <w:rPr>
+          <w:b/>
+          <w:bCs/>
+        </w:rPr>
+        <w:t>Analysis</w:t>
+      </w:r>
+      <w:r>
+        <w:br/>
+      </w:r>
+      <w:r>
+        <w:t>The findings confirmed that the application relies on Apache and MySQL services running on a Windows host. The presence of open database and file-sharing services demonstrates the importance of proper network segmentation and access controls. No critical vulnerabilities were identified during this stage; however, exposed services should be regularly monitored and updated to reduce attack surface.</w:t>
+      </w:r>
+    </w:p>
+    <w:p/>
+    <w:p>
+      <w:pPr>
+        <w:pStyle w:val="Heading2"/>
+      </w:pPr>
+      <w:bookmarkStart w:id="42" w:name="_Toc232090839"/>
+      <w:r>
+        <w:t>5.2</w:t>
+      </w:r>
+      <w:r>
+        <w:t xml:space="preserve"> Vulnerability Assessment</w:t>
+      </w:r>
+      <w:bookmarkEnd w:id="42"/>
+    </w:p>
+    <w:p>
+      <w:pPr>
+        <w:rPr>
+          <w:b/>
+          <w:bCs/>
+        </w:rPr>
+      </w:pPr>
+    </w:p>
+    <w:p>
+      <w:pPr>
+        <w:rPr>
+          <w:b/>
+          <w:bCs/>
+        </w:rPr>
+      </w:pPr>
+      <w:r>
+        <w:rPr>
+          <w:b/>
+          <w:bCs/>
+        </w:rPr>
+        <w:t>Tool Used:</w:t>
+      </w:r>
+    </w:p>
+    <w:p>
+      <w:pPr>
+        <w:rPr>
+          <w:b/>
+          <w:bCs/>
+        </w:rPr>
+      </w:pPr>
+    </w:p>
+    <w:p>
+      <w:r>
+        <w:t xml:space="preserve"> Nikto Web Server Scanner</w:t>
+      </w:r>
+    </w:p>
+    <w:p/>
+    <w:p>
+      <w:r>
+        <w:rPr>
+          <w:b/>
+          <w:bCs/>
+        </w:rPr>
+        <w:t>Command Executed:</w:t>
+      </w:r>
+    </w:p>
+    <w:p>
+      <w:r>
+        <w:t xml:space="preserve">nikto -h </w:t>
+      </w:r>
+      <w:hyperlink r:id="rId22" w:history="1">
+        <w:r>
+          <w:rPr>
+            <w:rStyle w:val="Hyperlink"/>
+          </w:rPr>
+          <w:t>http://10.7.70.136</w:t>
+        </w:r>
+      </w:hyperlink>
+    </w:p>
+    <w:p/>
+    <w:p>
+      <w:pPr>
+        <w:pStyle w:val="Heading2"/>
+        <w:rPr>
+          <w:b w:val="0"/>
+          <w:bCs w:val="0"/>
+        </w:rPr>
+      </w:pPr>
+      <w:bookmarkStart w:id="43" w:name="_Toc232090840"/>
+      <w:r>
+        <w:t xml:space="preserve">5.2.1 </w:t>
+      </w:r>
+      <w:r>
+        <w:t>Objective:</w:t>
+      </w:r>
+      <w:bookmarkEnd w:id="43"/>
+      <w:r>
+        <w:br/>
+      </w:r>
+    </w:p>
+    <w:p>
+      <w:pPr>
+        <w:rPr>
+          <w:b/>
+          <w:bCs/>
+          <w:sz w:val="24"/>
+          <w:szCs w:val="24"/>
+        </w:rPr>
+      </w:pPr>
+      <w:r>
+        <w:rPr>
+          <w:b/>
+          <w:bCs/>
+          <w:sz w:val="24"/>
+          <w:szCs w:val="24"/>
+        </w:rPr>
+        <w:t>To identify common web server vulnerabilities and security misconfigurations affecting the Tsavo Water Delivery System.</w:t>
+      </w:r>
+    </w:p>
+    <w:p>
+      <w:pPr>
+        <w:pStyle w:val="Heading2"/>
+        <w:rPr>
+          <w:b w:val="0"/>
+          <w:bCs w:val="0"/>
+        </w:rPr>
+      </w:pPr>
+    </w:p>
+    <w:p>
+      <w:pPr>
+        <w:pStyle w:val="Heading2"/>
+      </w:pPr>
+      <w:bookmarkStart w:id="44" w:name="_Toc232090841"/>
+      <w:r>
+        <w:t xml:space="preserve">5.2.2 </w:t>
+      </w:r>
+      <w:r>
+        <w:t>Findings</w:t>
+      </w:r>
+      <w:bookmarkEnd w:id="44"/>
+    </w:p>
+    <w:p/>
+    <w:p>
+      <w:r>
+        <w:rPr>
+          <w:noProof/>
+        </w:rPr>
+        <w:drawing>
+          <wp:anchor distT="0" distB="0" distL="114300" distR="114300" simplePos="0" relativeHeight="487605760" behindDoc="0" locked="0" layoutInCell="1" allowOverlap="1" wp14:anchorId="26827339" wp14:editId="76B9A703">
+            <wp:simplePos x="0" y="0"/>
+            <wp:positionH relativeFrom="column">
+              <wp:posOffset>-160020</wp:posOffset>
+            </wp:positionH>
+            <wp:positionV relativeFrom="paragraph">
+              <wp:posOffset>185420</wp:posOffset>
+            </wp:positionV>
+            <wp:extent cx="6243320" cy="2392680"/>
+            <wp:effectExtent l="0" t="0" r="5080" b="7620"/>
+            <wp:wrapThrough wrapText="bothSides">
+              <wp:wrapPolygon edited="0">
+                <wp:start x="0" y="0"/>
+                <wp:lineTo x="0" y="21497"/>
+                <wp:lineTo x="21552" y="21497"/>
+                <wp:lineTo x="21552" y="0"/>
+                <wp:lineTo x="0" y="0"/>
+              </wp:wrapPolygon>
+            </wp:wrapThrough>
+            <wp:docPr id="1146746632" name="Picture 4"/>
+            <wp:cNvGraphicFramePr>
+              <a:graphicFrameLocks xmlns:a="http://schemas.openxmlformats.org/drawingml/2006/main" noChangeAspect="1"/>
+            </wp:cNvGraphicFramePr>
+            <a:graphic xmlns:a="http://schemas.openxmlformats.org/drawingml/2006/main">
+              <a:graphicData uri="http://schemas.openxmlformats.org/drawingml/2006/picture">
+                <pic:pic xmlns:pic="http://schemas.openxmlformats.org/drawingml/2006/picture">
+                  <pic:nvPicPr>
+                    <pic:cNvPr id="0" name="Picture 10"/>
+                    <pic:cNvPicPr>
+                      <a:picLocks noChangeAspect="1" noChangeArrowheads="1"/>
+                    </pic:cNvPicPr>
+                  </pic:nvPicPr>
+                  <pic:blipFill>
+                    <a:blip r:embed="rId23" cstate="print">
+                      <a:extLst>
+                        <a:ext uri="{28A0092B-C50C-407E-A947-70E740481C1C}">
+                          <a14:useLocalDpi xmlns:a14="http://schemas.microsoft.com/office/drawing/2010/main" val="0"/>
+                        </a:ext>
+                      </a:extLst>
+                    </a:blip>
+                    <a:srcRect/>
+                    <a:stretch>
+                      <a:fillRect/>
+                    </a:stretch>
+                  </pic:blipFill>
+                  <pic:spPr bwMode="auto">
+                    <a:xfrm>
+                      <a:off x="0" y="0"/>
+                      <a:ext cx="6243320" cy="2392680"/>
+                    </a:xfrm>
+                    <a:prstGeom prst="rect">
+                      <a:avLst/>
+                    </a:prstGeom>
+                    <a:noFill/>
+                    <a:ln>
+                      <a:noFill/>
+                    </a:ln>
+                  </pic:spPr>
+                </pic:pic>
+              </a:graphicData>
+            </a:graphic>
+            <wp14:sizeRelH relativeFrom="page">
+              <wp14:pctWidth>0</wp14:pctWidth>
+            </wp14:sizeRelH>
+            <wp14:sizeRelV relativeFrom="page">
+              <wp14:pctHeight>0</wp14:pctHeight>
+            </wp14:sizeRelV>
+          </wp:anchor>
+        </w:drawing>
+      </w:r>
+    </w:p>
+    <w:p/>
+    <w:p>
+      <w:pPr>
+        <w:numPr>
+          <w:ilvl w:val="0"/>
+          <w:numId w:val="14"/>
+        </w:numPr>
+        <w:rPr>
+          <w:sz w:val="24"/>
+          <w:szCs w:val="24"/>
+        </w:rPr>
+      </w:pPr>
+      <w:r>
+        <w:rPr>
+          <w:sz w:val="24"/>
+          <w:szCs w:val="24"/>
+        </w:rPr>
+        <w:t>The web server was running outdated versions of Apache HTTP Server, PHP, and OpenSSL. Outdated software may contain known security vulnerabilities that could be exploited by attackers.</w:t>
+      </w:r>
+    </w:p>
+    <w:p>
+      <w:pPr>
+        <w:numPr>
+          <w:ilvl w:val="0"/>
+          <w:numId w:val="14"/>
+        </w:numPr>
+        <w:rPr>
+          <w:sz w:val="24"/>
+          <w:szCs w:val="24"/>
+        </w:rPr>
+      </w:pPr>
+      <w:r>
+        <w:rPr>
+          <w:sz w:val="24"/>
+          <w:szCs w:val="24"/>
+        </w:rPr>
+        <w:t>Multiple recommended HTTP security headers were missing, including Content Security Policy (CSP), Strict Transport Security (HSTS), Referrer Policy, Permissions Policy, and X-Content-Type-Options.</w:t>
+      </w:r>
+    </w:p>
+    <w:p>
+      <w:pPr>
+        <w:numPr>
+          <w:ilvl w:val="0"/>
+          <w:numId w:val="14"/>
+        </w:numPr>
+        <w:rPr>
+          <w:sz w:val="24"/>
+          <w:szCs w:val="24"/>
+        </w:rPr>
+      </w:pPr>
+      <w:r>
+        <w:rPr>
+          <w:sz w:val="24"/>
+          <w:szCs w:val="24"/>
+        </w:rPr>
+        <w:t xml:space="preserve">The HTTP TRACE method was enabled on the server. This method is generally unnecessary and </w:t>
+      </w:r>
+      <w:r>
+        <w:rPr>
+          <w:sz w:val="24"/>
+          <w:szCs w:val="24"/>
+        </w:rPr>
+        <w:lastRenderedPageBreak/>
+        <w:t>may contribute to information disclosure risks.</w:t>
+      </w:r>
+    </w:p>
+    <w:p>
+      <w:pPr>
+        <w:numPr>
+          <w:ilvl w:val="0"/>
+          <w:numId w:val="14"/>
+        </w:numPr>
+        <w:rPr>
+          <w:sz w:val="24"/>
+          <w:szCs w:val="24"/>
+        </w:rPr>
+      </w:pPr>
+      <w:r>
+        <w:rPr>
+          <w:sz w:val="24"/>
+          <w:szCs w:val="24"/>
+        </w:rPr>
+        <w:t>The server disclosed PHP version information through the X-Powered-By response header.</w:t>
+      </w:r>
+    </w:p>
+    <w:p>
+      <w:pPr>
+        <w:numPr>
+          <w:ilvl w:val="0"/>
+          <w:numId w:val="14"/>
+        </w:numPr>
+        <w:rPr>
+          <w:sz w:val="24"/>
+          <w:szCs w:val="24"/>
+        </w:rPr>
+      </w:pPr>
+      <w:r>
+        <w:rPr>
+          <w:sz w:val="24"/>
+          <w:szCs w:val="24"/>
+        </w:rPr>
+        <w:t>A phpMyAdmin administration interface was detected, which could become a target for unauthorized access attempts if not properly secured.</w:t>
+      </w:r>
+    </w:p>
+    <w:p/>
+    <w:p/>
+    <w:p>
+      <w:pPr>
+        <w:pStyle w:val="Heading2"/>
+        <w:ind w:left="0"/>
+      </w:pPr>
+      <w:bookmarkStart w:id="45" w:name="_Toc232090842"/>
+      <w:r>
+        <w:t>5.3 Student</w:t>
+      </w:r>
+      <w:r>
+        <w:rPr>
+          <w:spacing w:val="-6"/>
+        </w:rPr>
+        <w:t xml:space="preserve"> </w:t>
+      </w:r>
+      <w:r>
+        <w:t>Reflection</w:t>
+      </w:r>
+      <w:r>
+        <w:rPr>
+          <w:spacing w:val="-6"/>
+        </w:rPr>
+        <w:t xml:space="preserve"> </w:t>
+      </w:r>
+      <w:r>
+        <w:t>(Week</w:t>
+      </w:r>
+      <w:r>
+        <w:rPr>
+          <w:spacing w:val="-6"/>
+        </w:rPr>
+        <w:t xml:space="preserve"> </w:t>
+      </w:r>
+      <w:r>
+        <w:rPr>
+          <w:spacing w:val="-5"/>
+        </w:rPr>
+        <w:t>5)</w:t>
+      </w:r>
+      <w:bookmarkEnd w:id="45"/>
+    </w:p>
+    <w:p/>
+    <w:p>
+      <w:r>
+        <w:t>During Week 4, I performed a vulnerability assessment on a locally hosted web application using Nmap and Nikto. The exercise enabled me to identify active services, outdated software versions, and web server security misconfigurations. I learned how security scanners assist in discovering weaknesses that may expose systems to potential attacks. This practical strengthened my understanding of web application security, vulnerability assessment methodologies, and the importance of implementing security best practices before deploying systems to production environments.</w:t>
+      </w:r>
     </w:p>
     <w:p>
       <w:pPr>
@@ -12613,6 +13620,155 @@
     </w:lvl>
   </w:abstractNum>
   <w:abstractNum w:abstractNumId="9" w15:restartNumberingAfterBreak="0">
+    <w:nsid w:val="656A4F4C"/>
+    <w:multiLevelType w:val="multilevel"/>
+    <w:tmpl w:val="C50614B6"/>
+    <w:lvl w:ilvl="0">
+      <w:start w:val="1"/>
+      <w:numFmt w:val="bullet"/>
+      <w:lvlText w:val=""/>
+      <w:lvlJc w:val="left"/>
+      <w:pPr>
+        <w:tabs>
+          <w:tab w:val="num" w:pos="720"/>
+        </w:tabs>
+        <w:ind w:left="720" w:hanging="360"/>
+      </w:pPr>
+      <w:rPr>
+        <w:rFonts w:ascii="Symbol" w:hAnsi="Symbol" w:hint="default"/>
+        <w:sz w:val="20"/>
+      </w:rPr>
+    </w:lvl>
+    <w:lvl w:ilvl="1" w:tentative="1">
+      <w:start w:val="1"/>
+      <w:numFmt w:val="bullet"/>
+      <w:lvlText w:val="o"/>
+      <w:lvlJc w:val="left"/>
+      <w:pPr>
+        <w:tabs>
+          <w:tab w:val="num" w:pos="1440"/>
+        </w:tabs>
+        <w:ind w:left="1440" w:hanging="360"/>
+      </w:pPr>
+      <w:rPr>
+        <w:rFonts w:ascii="Courier New" w:hAnsi="Courier New" w:hint="default"/>
+        <w:sz w:val="20"/>
+      </w:rPr>
+    </w:lvl>
+    <w:lvl w:ilvl="2" w:tentative="1">
+      <w:start w:val="1"/>
+      <w:numFmt w:val="bullet"/>
+      <w:lvlText w:val=""/>
+      <w:lvlJc w:val="left"/>
+      <w:pPr>
+        <w:tabs>
+          <w:tab w:val="num" w:pos="2160"/>
+        </w:tabs>
+        <w:ind w:left="2160" w:hanging="360"/>
+      </w:pPr>
+      <w:rPr>
+        <w:rFonts w:ascii="Wingdings" w:hAnsi="Wingdings" w:hint="default"/>
+        <w:sz w:val="20"/>
+      </w:rPr>
+    </w:lvl>
+    <w:lvl w:ilvl="3" w:tentative="1">
+      <w:start w:val="1"/>
+      <w:numFmt w:val="bullet"/>
+      <w:lvlText w:val=""/>
+      <w:lvlJc w:val="left"/>
+      <w:pPr>
+        <w:tabs>
+          <w:tab w:val="num" w:pos="2880"/>
+        </w:tabs>
+        <w:ind w:left="2880" w:hanging="360"/>
+      </w:pPr>
+      <w:rPr>
+        <w:rFonts w:ascii="Wingdings" w:hAnsi="Wingdings" w:hint="default"/>
+        <w:sz w:val="20"/>
+      </w:rPr>
+    </w:lvl>
+    <w:lvl w:ilvl="4" w:tentative="1">
+      <w:start w:val="1"/>
+      <w:numFmt w:val="bullet"/>
+      <w:lvlText w:val=""/>
+      <w:lvlJc w:val="left"/>
+      <w:pPr>
+        <w:tabs>
+          <w:tab w:val="num" w:pos="3600"/>
+        </w:tabs>
+        <w:ind w:left="3600" w:hanging="360"/>
+      </w:pPr>
+      <w:rPr>
+        <w:rFonts w:ascii="Wingdings" w:hAnsi="Wingdings" w:hint="default"/>
+        <w:sz w:val="20"/>
+      </w:rPr>
+    </w:lvl>
+    <w:lvl w:ilvl="5" w:tentative="1">
+      <w:start w:val="1"/>
+      <w:numFmt w:val="bullet"/>
+      <w:lvlText w:val=""/>
+      <w:lvlJc w:val="left"/>
+      <w:pPr>
+        <w:tabs>
+          <w:tab w:val="num" w:pos="4320"/>
+        </w:tabs>
+        <w:ind w:left="4320" w:hanging="360"/>
+      </w:pPr>
+      <w:rPr>
+        <w:rFonts w:ascii="Wingdings" w:hAnsi="Wingdings" w:hint="default"/>
+        <w:sz w:val="20"/>
+      </w:rPr>
+    </w:lvl>
+    <w:lvl w:ilvl="6" w:tentative="1">
+      <w:start w:val="1"/>
+      <w:numFmt w:val="bullet"/>
+      <w:lvlText w:val=""/>
+      <w:lvlJc w:val="left"/>
+      <w:pPr>
+        <w:tabs>
+          <w:tab w:val="num" w:pos="5040"/>
+        </w:tabs>
+        <w:ind w:left="5040" w:hanging="360"/>
+      </w:pPr>
+      <w:rPr>
+        <w:rFonts w:ascii="Wingdings" w:hAnsi="Wingdings" w:hint="default"/>
+        <w:sz w:val="20"/>
+      </w:rPr>
+    </w:lvl>
+    <w:lvl w:ilvl="7" w:tentative="1">
+      <w:start w:val="1"/>
+      <w:numFmt w:val="bullet"/>
+      <w:lvlText w:val=""/>
+      <w:lvlJc w:val="left"/>
+      <w:pPr>
+        <w:tabs>
+          <w:tab w:val="num" w:pos="5760"/>
+        </w:tabs>
+        <w:ind w:left="5760" w:hanging="360"/>
+      </w:pPr>
+      <w:rPr>
+        <w:rFonts w:ascii="Wingdings" w:hAnsi="Wingdings" w:hint="default"/>
+        <w:sz w:val="20"/>
+      </w:rPr>
+    </w:lvl>
+    <w:lvl w:ilvl="8" w:tentative="1">
+      <w:start w:val="1"/>
+      <w:numFmt w:val="bullet"/>
+      <w:lvlText w:val=""/>
+      <w:lvlJc w:val="left"/>
+      <w:pPr>
+        <w:tabs>
+          <w:tab w:val="num" w:pos="6480"/>
+        </w:tabs>
+        <w:ind w:left="6480" w:hanging="360"/>
+      </w:pPr>
+      <w:rPr>
+        <w:rFonts w:ascii="Wingdings" w:hAnsi="Wingdings" w:hint="default"/>
+        <w:sz w:val="20"/>
+      </w:rPr>
+    </w:lvl>
+  </w:abstractNum>
+  <w:abstractNum w:abstractNumId="10" w15:restartNumberingAfterBreak="0">
     <w:nsid w:val="6BB8488E"/>
     <w:multiLevelType w:val="multilevel"/>
     <w:tmpl w:val="6C986B00"/>
@@ -12735,7 +13891,7 @@
       </w:rPr>
     </w:lvl>
   </w:abstractNum>
-  <w:abstractNum w:abstractNumId="10" w15:restartNumberingAfterBreak="0">
+  <w:abstractNum w:abstractNumId="11" w15:restartNumberingAfterBreak="0">
     <w:nsid w:val="7277126C"/>
     <w:multiLevelType w:val="multilevel"/>
     <w:tmpl w:val="F6188250"/>
@@ -12846,7 +14002,7 @@
       </w:rPr>
     </w:lvl>
   </w:abstractNum>
-  <w:abstractNum w:abstractNumId="11" w15:restartNumberingAfterBreak="0">
+  <w:abstractNum w:abstractNumId="12" w15:restartNumberingAfterBreak="0">
     <w:nsid w:val="7AEF06EA"/>
     <w:multiLevelType w:val="multilevel"/>
     <w:tmpl w:val="C7186882"/>
@@ -12969,7 +14125,120 @@
       </w:rPr>
     </w:lvl>
   </w:abstractNum>
-  <w:abstractNum w:abstractNumId="12" w15:restartNumberingAfterBreak="0">
+  <w:abstractNum w:abstractNumId="13" w15:restartNumberingAfterBreak="0">
+    <w:nsid w:val="7BB94805"/>
+    <w:multiLevelType w:val="multilevel"/>
+    <w:tmpl w:val="7578EE6E"/>
+    <w:lvl w:ilvl="0">
+      <w:start w:val="1"/>
+      <w:numFmt w:val="decimal"/>
+      <w:lvlText w:val="%1."/>
+      <w:lvlJc w:val="left"/>
+      <w:pPr>
+        <w:tabs>
+          <w:tab w:val="num" w:pos="720"/>
+        </w:tabs>
+        <w:ind w:left="720" w:hanging="360"/>
+      </w:pPr>
+    </w:lvl>
+    <w:lvl w:ilvl="1" w:tentative="1">
+      <w:start w:val="1"/>
+      <w:numFmt w:val="decimal"/>
+      <w:lvlText w:val="%2."/>
+      <w:lvlJc w:val="left"/>
+      <w:pPr>
+        <w:tabs>
+          <w:tab w:val="num" w:pos="1440"/>
+        </w:tabs>
+        <w:ind w:left="1440" w:hanging="360"/>
+      </w:pPr>
+    </w:lvl>
+    <w:lvl w:ilvl="2" w:tentative="1">
+      <w:start w:val="1"/>
+      <w:numFmt w:val="decimal"/>
+      <w:lvlText w:val="%3."/>
+      <w:lvlJc w:val="left"/>
+      <w:pPr>
+        <w:tabs>
+          <w:tab w:val="num" w:pos="2160"/>
+        </w:tabs>
+        <w:ind w:left="2160" w:hanging="360"/>
+      </w:pPr>
+    </w:lvl>
+    <w:lvl w:ilvl="3" w:tentative="1">
+      <w:start w:val="1"/>
+      <w:numFmt w:val="decimal"/>
+      <w:lvlText w:val="%4."/>
+      <w:lvlJc w:val="left"/>
+      <w:pPr>
+        <w:tabs>
+          <w:tab w:val="num" w:pos="2880"/>
+        </w:tabs>
+        <w:ind w:left="2880" w:hanging="360"/>
+      </w:pPr>
+    </w:lvl>
+    <w:lvl w:ilvl="4" w:tentative="1">
+      <w:start w:val="1"/>
+      <w:numFmt w:val="decimal"/>
+      <w:lvlText w:val="%5."/>
+      <w:lvlJc w:val="left"/>
+      <w:pPr>
+        <w:tabs>
+          <w:tab w:val="num" w:pos="3600"/>
+        </w:tabs>
+        <w:ind w:left="3600" w:hanging="360"/>
+      </w:pPr>
+    </w:lvl>
+    <w:lvl w:ilvl="5" w:tentative="1">
+      <w:start w:val="1"/>
+      <w:numFmt w:val="decimal"/>
+      <w:lvlText w:val="%6."/>
+      <w:lvlJc w:val="left"/>
+      <w:pPr>
+        <w:tabs>
+          <w:tab w:val="num" w:pos="4320"/>
+        </w:tabs>
+        <w:ind w:left="4320" w:hanging="360"/>
+      </w:pPr>
+    </w:lvl>
+    <w:lvl w:ilvl="6" w:tentative="1">
+      <w:start w:val="1"/>
+      <w:numFmt w:val="decimal"/>
+      <w:lvlText w:val="%7."/>
+      <w:lvlJc w:val="left"/>
+      <w:pPr>
+        <w:tabs>
+          <w:tab w:val="num" w:pos="5040"/>
+        </w:tabs>
+        <w:ind w:left="5040" w:hanging="360"/>
+      </w:pPr>
+    </w:lvl>
+    <w:lvl w:ilvl="7" w:tentative="1">
+      <w:start w:val="1"/>
+      <w:numFmt w:val="decimal"/>
+      <w:lvlText w:val="%8."/>
+      <w:lvlJc w:val="left"/>
+      <w:pPr>
+        <w:tabs>
+          <w:tab w:val="num" w:pos="5760"/>
+        </w:tabs>
+        <w:ind w:left="5760" w:hanging="360"/>
+      </w:pPr>
+    </w:lvl>
+    <w:lvl w:ilvl="8" w:tentative="1">
+      <w:start w:val="1"/>
+      <w:numFmt w:val="decimal"/>
+      <w:lvlText w:val="%9."/>
+      <w:lvlJc w:val="left"/>
+      <w:pPr>
+        <w:tabs>
+          <w:tab w:val="num" w:pos="6480"/>
+        </w:tabs>
+        <w:ind w:left="6480" w:hanging="360"/>
+      </w:pPr>
+    </w:lvl>
+  </w:abstractNum>
+  <w:abstractNum w:abstractNumId="14" w15:restartNumberingAfterBreak="0">
     <w:nsid w:val="7F261796"/>
     <w:multiLevelType w:val="hybridMultilevel"/>
     <w:tmpl w:val="2D8A53DC"/>
@@ -13104,7 +14373,7 @@
     <w:abstractNumId w:val="6"/>
   </w:num>
   <w:num w:numId="2" w16cid:durableId="1951933488">
-    <w:abstractNumId w:val="12"/>
+    <w:abstractNumId w:val="14"/>
   </w:num>
   <w:num w:numId="3" w16cid:durableId="460684000">
     <w:abstractNumId w:val="2"/>
@@ -13113,10 +14382,10 @@
     <w:abstractNumId w:val="3"/>
   </w:num>
   <w:num w:numId="5" w16cid:durableId="325060886">
-    <w:abstractNumId w:val="11"/>
+    <w:abstractNumId w:val="12"/>
   </w:num>
   <w:num w:numId="6" w16cid:durableId="1566841027">
-    <w:abstractNumId w:val="9"/>
+    <w:abstractNumId w:val="10"/>
   </w:num>
   <w:num w:numId="7" w16cid:durableId="272980021">
     <w:abstractNumId w:val="1"/>
@@ -13131,13 +14400,19 @@
     <w:abstractNumId w:val="7"/>
   </w:num>
   <w:num w:numId="11" w16cid:durableId="1809006603">
-    <w:abstractNumId w:val="10"/>
+    <w:abstractNumId w:val="11"/>
   </w:num>
   <w:num w:numId="12" w16cid:durableId="1755588941">
     <w:abstractNumId w:val="8"/>
   </w:num>
   <w:num w:numId="13" w16cid:durableId="345180760">
     <w:abstractNumId w:val="0"/>
+  </w:num>
+  <w:num w:numId="14" w16cid:durableId="1355421819">
+    <w:abstractNumId w:val="13"/>
+  </w:num>
+  <w:num w:numId="15" w16cid:durableId="1685592380">
+    <w:abstractNumId w:val="9"/>
   </w:num>
 </w:numbering>
 </file>
@@ -13603,9 +14878,33 @@
       <w:szCs w:val="24"/>
     </w:rPr>
   </w:style>
+  <w:style w:type="paragraph" w:styleId="Heading4">
+    <w:name w:val="heading 4"/>
+    <w:basedOn w:val="Normal"/>
+    <w:next w:val="Normal"/>
+    <w:link w:val="Heading4Char"/>
+    <w:uiPriority w:val="9"/>
+    <w:semiHidden/>
+    <w:unhideWhenUsed/>
+    <w:qFormat/>
+    <w:rsid w:val="00387A4E"/>
+    <w:pPr>
+      <w:keepNext/>
+      <w:keepLines/>
+      <w:spacing w:before="40"/>
+      <w:outlineLvl w:val="3"/>
+    </w:pPr>
+    <w:rPr>
+      <w:rFonts w:asciiTheme="majorHAnsi" w:eastAsiaTheme="majorEastAsia" w:hAnsiTheme="majorHAnsi" w:cstheme="majorBidi"/>
+      <w:i/>
+      <w:iCs/>
+      <w:color w:val="365F91" w:themeColor="accent1" w:themeShade="BF"/>
+    </w:rPr>
+  </w:style>
   <w:style w:type="character" w:default="1" w:styleId="DefaultParagraphFont">
     <w:name w:val="Default Paragraph Font"/>
     <w:uiPriority w:val="1"/>
+    <w:semiHidden/>
     <w:unhideWhenUsed/>
   </w:style>
   <w:style w:type="table" w:default="1" w:styleId="TableNormal">
@@ -13833,6 +15132,51 @@
     <w:rPr>
       <w:color w:val="0000FF" w:themeColor="hyperlink"/>
       <w:u w:val="single"/>
+    </w:rPr>
+  </w:style>
+  <w:style w:type="character" w:customStyle="1" w:styleId="Heading4Char">
+    <w:name w:val="Heading 4 Char"/>
+    <w:basedOn w:val="DefaultParagraphFont"/>
+    <w:link w:val="Heading4"/>
+    <w:uiPriority w:val="9"/>
+    <w:semiHidden/>
+    <w:rsid w:val="00387A4E"/>
+    <w:rPr>
+      <w:rFonts w:asciiTheme="majorHAnsi" w:eastAsiaTheme="majorEastAsia" w:hAnsiTheme="majorHAnsi" w:cstheme="majorBidi"/>
+      <w:i/>
+      <w:iCs/>
+      <w:color w:val="365F91" w:themeColor="accent1" w:themeShade="BF"/>
+    </w:rPr>
+  </w:style>
+  <w:style w:type="character" w:styleId="UnresolvedMention">
+    <w:name w:val="Unresolved Mention"/>
+    <w:basedOn w:val="DefaultParagraphFont"/>
+    <w:uiPriority w:val="99"/>
+    <w:semiHidden/>
+    <w:unhideWhenUsed/>
+    <w:rsid w:val="00387A4E"/>
+    <w:rPr>
+      <w:color w:val="605E5C"/>
+      <w:shd w:val="clear" w:color="auto" w:fill="E1DFDD"/>
+    </w:rPr>
+  </w:style>
+  <w:style w:type="paragraph" w:styleId="Caption">
+    <w:name w:val="caption"/>
+    <w:basedOn w:val="Normal"/>
+    <w:next w:val="Normal"/>
+    <w:uiPriority w:val="35"/>
+    <w:unhideWhenUsed/>
+    <w:qFormat/>
+    <w:rsid w:val="00867CFE"/>
+    <w:pPr>
+      <w:spacing w:after="200"/>
+    </w:pPr>
+    <w:rPr>
+      <w:i/>
+      <w:iCs/>
+      <w:color w:val="1F497D" w:themeColor="text2"/>
+      <w:sz w:val="18"/>
+      <w:szCs w:val="18"/>
     </w:rPr>
   </w:style>
 </w:styles>
